--- a/docs/INFORME_TESIS_MADRL_V1_COMPLETO.docx
+++ b/docs/INFORME_TESIS_MADRL_V1_COMPLETO.docx
@@ -491,28 +491,28 @@
       <w:pPr/>
       <w:r>
         <w:rPr/>
-        <w:t xml:space="preserve">La transición energética global impulsa la integración masiva de recursos de energía distribuida (DER) en los entornos residenciales y urbanos. Las comunidades inteligentes (smart communities) son el escenario donde esta transición se materializa [cita APA pendiente de verificación en Módulo A], caracterizándose por la coexistencia de generación fotovoltaica distribuida (PV), sistemas de almacenamiento con baterías (BESS) y estaciones de carga para vehículos eléctricos (EV), junto con señales de precio de electricidad dinámicas e intensidad de carbono horaria variables. Esta complejidad multidimensional exige estrategias de control que optimicen simultáneamente la flexibilidad energética, las emisiones de CO2 y los costos energéticos de la comunidad.</w:t>
-      </w:r>
-    </w:p>
-    <w:p>
-      <w:pPr/>
-      <w:r>
-        <w:rPr/>
-        <w:t xml:space="preserve">Los métodos de control basados en reglas y los enfoques de agente único con aprendizaje profundo por refuerzo (DRL) han demostrado limitaciones significativas para gestionar carteras heterogéneas de edificios con recursos DER diversos: no generalizan ante la variabilidad de los perfiles de demanda, no explotan la coordinación entre edificios y no escalan eficientemente al incrementar el número de agentes [cita APA pendiente de verificación en Módulo A]. El aprendizaje por refuerzo profundo multiagente (MADRL) cooperativo bajo formulación Dec-POMDP y esquema CTDE surge como el paradigma más prometedor para superar estas limitaciones, permitiendo que múltiples agentes —uno por edificio— coordinen sus decisiones de despacho de DER hacia objetivos comunes de flexibilidad, CO2 y costo.</w:t>
-      </w:r>
-    </w:p>
-    <w:p>
-      <w:pPr/>
-      <w:r>
-        <w:rPr/>
-        <w:t xml:space="preserve">Sin embargo, la literatura existente carece de un benchmark unificado que compare los principales algoritmos MADRL —HAPPO, MASAC, MATD3 y MAAC— bajo condiciones homogéneas de formulación Dec-POMDP y evaluación sobre los tres ejes de desempeño en comunidades inteligentes [cita APA pendiente de verificación en Módulo A]. Este vacío metodológico impide determinar cuál es el mejor MADRL para la gestión coordinada de flexibilidad energética, emisiones de CO2 y costos energéticos, que es precisamente el problema que esta investigación aborda.</w:t>
-      </w:r>
-    </w:p>
-    <w:p>
-      <w:pPr/>
-      <w:r>
-        <w:rPr/>
-        <w:t xml:space="preserve">Para resolver este problema, se propone CityLearn v3 propuesto: una extensión experimental sobre CityLearn v2 —entorno de simulación open-source de referencia para la gestión multiagente de energía en comunidades inteligentes [cita APA pendiente de verificación en Módulo A]— que implementa la capa MADRL cooperativa con formulación Dec-POMDP, esquema CTDE, función de recompensa multiobjetivo (flexibilidad + CO2 + costos) y los cuatro backends MADRL propuestos (HAPPO, MASAC, MATD3, MAAC). El ajuste de hiperparámetros se realiza con Optuna, y MARLlib sirve como referencia técnica para las implementaciones de los backends.</w:t>
+        <w:t xml:space="preserve">La transición energética global impulsa la integración masiva de recursos de energía distribuida (DER) en los entornos residenciales y urbanos. Las comunidades inteligentes (smart communities) son el escenario donde esta transición se materializa (Nweye et al., 2023), caracterizándose por la coexistencia de generación fotovoltaica distribuida (PV), sistemas de almacenamiento con baterías (BESS) y estaciones de carga para vehículos eléctricos (EV), junto con señales de precio de electricidad dinámicas e intensidad de carbono horaria variables. Esta complejidad multidimensional exige estrategias de control que optimicen simultáneamente la flexibilidad energética, las emisiones de CO2 y los costos energéticos de la comunidad.</w:t>
+      </w:r>
+    </w:p>
+    <w:p>
+      <w:pPr/>
+      <w:r>
+        <w:rPr/>
+        <w:t xml:space="preserve">Los métodos de control basados en reglas y los enfoques de agente único con aprendizaje profundo por refuerzo (DRL) han demostrado limitaciones significativas para gestionar carteras heterogéneas de edificios con recursos DER diversos: no generalizan ante la variabilidad de los perfiles de demanda, no explotan la coordinación entre edificios y no escalan eficientemente al incrementar el número de agentes (Hernandez-Leal et al., 2019). El aprendizaje por refuerzo profundo multiagente (MADRL) cooperativo bajo formulación Dec-POMDP y esquema CTDE surge como el paradigma más prometedor para superar estas limitaciones, permitiendo que múltiples agentes —uno por edificio— coordinen sus decisiones de despacho de DER hacia objetivos comunes de flexibilidad, CO2 y costo.</w:t>
+      </w:r>
+    </w:p>
+    <w:p>
+      <w:pPr/>
+      <w:r>
+        <w:rPr/>
+        <w:t xml:space="preserve">Sin embargo, la literatura existente carece de un benchmark unificado que compare los principales algoritmos MADRL —HAPPO, MASAC, MATD3 y MAAC— bajo condiciones homogéneas de formulación Dec-POMDP y evaluación sobre los tres ejes de desempeño en comunidades inteligentes (Hu et al., 2023). Este vacío metodológico impide determinar cuál es el mejor MADRL para la gestión coordinada de flexibilidad energética, emisiones de CO2 y costos energéticos, que es precisamente el problema que esta investigación aborda.</w:t>
+      </w:r>
+    </w:p>
+    <w:p>
+      <w:pPr/>
+      <w:r>
+        <w:rPr/>
+        <w:t xml:space="preserve">Para resolver este problema, se propone CityLearn v3 propuesto: una extensión experimental sobre CityLearn v2 —entorno de simulación open-source de referencia para la gestión multiagente de energía en comunidades inteligentes (Nweye et al., 2023)— que implementa la capa MADRL cooperativa con formulación Dec-POMDP, esquema CTDE, función de recompensa multiobjetivo (flexibilidad + CO2 + costos) y los cuatro backends MADRL propuestos (HAPPO, MASAC, MATD3, MAAC). El ajuste de hiperparámetros se realiza con Optuna, y MARLlib sirve como referencia técnica para las implementaciones de los backends.</w:t>
       </w:r>
     </w:p>
     <w:p>
@@ -547,7 +547,7 @@
       <w:pPr/>
       <w:r>
         <w:rPr/>
-        <w:t xml:space="preserve">Las comunidades inteligentes constituyen sistemas sociotécnicos de alta complejidad energética en los que múltiples edificios residenciales y comerciales comparten infraestructura de generación, almacenamiento y carga eléctrica. La gestión coordinada de sus recursos DER —PV, BESS y EV— requiere enfrentar simultáneamente tres dimensiones críticas de desempeño [cita APA pendiente de verificación en Módulo A].</w:t>
+        <w:t xml:space="preserve">Las comunidades inteligentes constituyen sistemas sociotécnicos de alta complejidad energética en los que múltiples edificios residenciales y comerciales comparten infraestructura de generación, almacenamiento y carga eléctrica. La gestión coordinada de sus recursos DER —PV, BESS y EV— requiere enfrentar simultáneamente tres dimensiones críticas de desempeño (Vázquez-Canteli &amp; Nagy, 2019).</w:t>
       </w:r>
     </w:p>
     <w:p>
@@ -563,7 +563,7 @@
       <w:pPr/>
       <w:r>
         <w:rPr/>
-        <w:t xml:space="preserve">La ausencia de control coordinado de los DER en comunidades inteligentes limita la capacidad del sistema para modular la demanda, desplazar cargas y aprovechar la generación renovable disponible. Los enfoques de agente único basados en DRL han demostrado incapacidad para generalizar a carteras heterogéneas de edificios, resultando en relaciones pico-promedio (PAR) subóptimas, bajo aprovechamiento de la energía renovable y escasa reducción de la importación de red [cita APA pendiente de verificación en Módulo A]. Ningún estudio comparativo ha determinado qué algoritmo MADRL alcanza el mejor desempeño de flexibilidad energética en escenarios coordinados de comunidades inteligentes.</w:t>
+        <w:t xml:space="preserve">La ausencia de control coordinado de los DER en comunidades inteligentes limita la capacidad del sistema para modular la demanda, desplazar cargas y aprovechar la generación renovable disponible. Los enfoques de agente único basados en DRL han demostrado incapacidad para generalizar a carteras heterogéneas de edificios, resultando en relaciones pico-promedio (PAR) subóptimas, bajo aprovechamiento de la energía renovable y escasa reducción de la importación de red (Vázquez-Canteli &amp; Nagy, 2019). Ningún estudio comparativo ha determinado qué algoritmo MADRL alcanza el mejor desempeño de flexibilidad energética en escenarios coordinados de comunidades inteligentes.</w:t>
       </w:r>
     </w:p>
     <w:p>
@@ -579,7 +579,7 @@
       <w:pPr/>
       <w:r>
         <w:rPr/>
-        <w:t xml:space="preserve">Las comunidades inteligentes operan bajo señales de intensidad de carbono variables en el tiempo, reflejando la dependencia del suministro eléctrico en fuentes de generación fósil durante ciertos períodos. La falta de control multiagente coordinado impide el desplazamiento temporal del consumo hacia ventanas de baja intensidad de carbono, elevando las emisiones de CO2 evitables [cita APA pendiente de verificación en Módulo A]. No existe un benchmark unificado que determine qué algoritmo MADRL logra la mayor reducción de emisiones de CO2 en comunidades inteligentes.</w:t>
+        <w:t xml:space="preserve">Las comunidades inteligentes operan bajo señales de intensidad de carbono variables en el tiempo, reflejando la dependencia del suministro eléctrico en fuentes de generación fósil durante ciertos períodos. La falta de control multiagente coordinado impide el desplazamiento temporal del consumo hacia ventanas de baja intensidad de carbono, elevando las emisiones de CO2 evitables (Vázquez-Canteli &amp; Nagy, 2019). No existe un benchmark unificado que determine qué algoritmo MADRL logra la mayor reducción de emisiones de CO2 en comunidades inteligentes.</w:t>
       </w:r>
     </w:p>
     <w:p>
@@ -595,7 +595,7 @@
       <w:pPr/>
       <w:r>
         <w:rPr/>
-        <w:t xml:space="preserve">Las tarifas de uso horario (TOU) y los precios en tiempo real crean incentivos económicos para la respuesta de demanda coordinada. Sin embargo, las respuestas no coordinadas a nivel de edificio individual generan resultados colectivos subóptimos, con sobrecostos por demanda punta y pérdidas de oportunidad [cita APA pendiente de verificación en Módulo A]. Ninguna evaluación rigurosa y comparativa ha determinado qué algoritmo MADRL logra la mejor reducción de costos energéticos en operación coordinada de comunidades inteligentes.</w:t>
+        <w:t xml:space="preserve">Las tarifas de uso horario (TOU) y los precios en tiempo real crean incentivos económicos para la respuesta de demanda coordinada. Sin embargo, las respuestas no coordinadas a nivel de edificio individual generan resultados colectivos subóptimos, con sobrecostos por demanda punta y pérdidas de oportunidad (Vázquez-Canteli &amp; Nagy, 2019). Ninguna evaluación rigurosa y comparativa ha determinado qué algoritmo MADRL logra la mejor reducción de costos energéticos en operación coordinada de comunidades inteligentes.</w:t>
       </w:r>
     </w:p>
     <w:p>
@@ -611,7 +611,7 @@
       <w:pPr/>
       <w:r>
         <w:rPr/>
-        <w:t xml:space="preserve">La literatura existente reporta evaluaciones aisladas de algoritmos individuales sobre dimensiones únicas, sin un marco comparativo unificado que cubra HAPPO, MASAC, MATD3 y MAAC bajo formulación Dec-POMDP y esquema CTDE idénticos, evaluados simultáneamente sobre los tres ejes de desempeño. Esta fragmentación impide la determinación del mejor MADRL para la gestión coordinada de flexibilidad energética, emisiones de CO2 y costos energéticos en comunidades inteligentes [cita APA pendiente de verificación en Módulo A].</w:t>
+        <w:t xml:space="preserve">La literatura existente reporta evaluaciones aisladas de algoritmos individuales sobre dimensiones únicas, sin un marco comparativo unificado que cubra HAPPO, MASAC, MATD3 y MAAC bajo formulación Dec-POMDP y esquema CTDE idénticos, evaluados simultáneamente sobre los tres ejes de desempeño. Esta fragmentación impide la determinación del mejor MADRL para la gestión coordinada de flexibilidad energética, emisiones de CO2 y costos energéticos en comunidades inteligentes (Hu et al., 2023).</w:t>
       </w:r>
     </w:p>
     <w:p>
@@ -824,7 +824,7 @@
       <w:pPr/>
       <w:r>
         <w:rPr/>
-        <w:t xml:space="preserve">La determinación comparativa del mejor algoritmo MADRL para gestión coordinada de comunidades inteligentes avanza el estado del arte en control cooperativo de energía distribuida [cita APA pendiente de verificación en Módulo A]. CityLearn v3 propuesto constituye un benchmark experimental reproducible y auditable.</w:t>
+        <w:t xml:space="preserve">La determinación comparativa del mejor algoritmo MADRL para gestión coordinada de comunidades inteligentes avanza el estado del arte en control cooperativo de energía distribuida (Hu et al., 2023). CityLearn v3 propuesto constituye un benchmark experimental reproducible y auditable.</w:t>
       </w:r>
     </w:p>
     <w:p>
@@ -840,7 +840,7 @@
       <w:pPr/>
       <w:r>
         <w:rPr/>
-        <w:t xml:space="preserve">Identificar el mejor MADRL para reducción de CO2 contribuye directamente a los objetivos de descarbonización de sistemas eléctricos y a la reducción del impacto ambiental del consumo energético en comunidades inteligentes [cita APA pendiente de verificación en Módulo A].</w:t>
+        <w:t xml:space="preserve">Identificar el mejor MADRL para reducción de CO2 contribuye directamente a los objetivos de descarbonización de sistemas eléctricos y a la reducción del impacto ambiental del consumo energético en comunidades inteligentes (Nweye et al., 2023).</w:t>
       </w:r>
     </w:p>
     <w:p>
@@ -856,7 +856,7 @@
       <w:pPr/>
       <w:r>
         <w:rPr/>
-        <w:t xml:space="preserve">Determinar el mejor MADRL para optimización de costos provee orientación aplicable para reducir la factura energética de comunidades residenciales y explotar señales de precio dinámico [cita APA pendiente de verificación en Módulo A].</w:t>
+        <w:t xml:space="preserve">Determinar el mejor MADRL para optimización de costos provee orientación aplicable para reducir la factura energética de comunidades residenciales y explotar señales de precio dinámico (Vázquez-Canteli &amp; Nagy, 2019).</w:t>
       </w:r>
     </w:p>
     <w:p>
@@ -1479,7 +1479,7 @@
     <w:p>
       <w:r>
         <w:rPr/>
-        <w:t xml:space="preserve">La variable independiente de esta investigación es la capa Multi-Agente de Aprendizaje por Refuerzo Profundo (MADRL) cooperativa implementada como extensión experimental de CityLearn v2, denominada CityLearn v3 propuesto. Esta capa constituye el instrumento de intervención computacional del estudio: define el tipo de algoritmo evaluado, su formulación formal, su esquema de entrenamiento y los cuatro backends comparados (HAPPO, MASAC, MATD3 y MAAC) [cita APA pendiente de verificación en Módulo A]. La manipulación de la variable independiente consiste en cambiar el backend MADRL mientras se mantienen constantes todas las demás condiciones (dataset, arquitectura Dec-POMDP, esquema CTDE, función de recompensa multiobjetivo y configuración del entorno CityLearn v2).</w:t>
+        <w:t xml:space="preserve">La variable independiente de esta investigación es la capa Multi-Agente de Aprendizaje por Refuerzo Profundo (MADRL) cooperativa implementada como extensión experimental de CityLearn v2, denominada CityLearn v3 propuesto. Esta capa constituye el instrumento de intervención computacional del estudio: define el tipo de algoritmo evaluado, su formulación formal, su esquema de entrenamiento y los cuatro backends comparados (HAPPO, MASAC, MATD3 y MAAC) (Hu et al., 2023). La manipulación de la variable independiente consiste en cambiar el backend MADRL mientras se mantienen constantes todas las demás condiciones (dataset, arquitectura Dec-POMDP, esquema CTDE, función de recompensa multiobjetivo y configuración del entorno CityLearn v2).</w:t>
       </w:r>
     </w:p>
     <w:p>
@@ -1493,13 +1493,13 @@
     <w:p>
       <w:r>
         <w:rPr/>
-        <w:t xml:space="preserve">El aprendizaje por refuerzo (RL) es un paradigma de aprendizaje automático en el que un agente aprende una política de comportamiento óptima mediante la interacción iterativa con un entorno, maximizando una señal de recompensa acumulada a lo largo del tiempo [cita APA pendiente de verificación en Módulo A]. Formalmente, el problema se modela como un proceso de decisión de Markov (MDP) definido por la tupla (S, A, T, R, gamma), donde S es el espacio de estados, A el espacio de acciones, T: S x A -&gt; S la función de transición, R: S x A -&gt; R la función de recompensa escalar, y gamma in [0, 1) el factor de descuento temporal [cita APA pendiente de verificación en Módulo A].</w:t>
-      </w:r>
-    </w:p>
-    <w:p>
-      <w:r>
-        <w:rPr/>
-        <w:t xml:space="preserve">El aprendizaje por refuerzo profundo (DRL) extiende el RL clásico mediante el uso de redes neuronales profundas como aproximadores universales de funciones de valor (critic networks) o de política (actor networks), lo que permite operar en espacios de estado y acción de alta dimensión [cita APA pendiente de verificación en Módulo A]. Los algoritmos de referencia del DRL de agente único incluyen DQN, DDPG, TD3, SAC y PPO, que han demostrado resultados superiores a los métodos de control por reglas en múltiples dominios de gestión energética de edificios [cita APA pendiente de verificación en Módulo A]. Sin embargo, los enfoques de agente único fallan ante la heterogeneidad y el número de edificios en comunidades inteligentes reales: no explotan la coordinación entre edificios y no escalan eficientemente al incrementar el número de agentes [cita APA pendiente de verificación en Módulo A].</w:t>
+        <w:t xml:space="preserve">El aprendizaje por refuerzo (RL) es un paradigma de aprendizaje automático en el que un agente aprende una política de comportamiento óptima mediante la interacción iterativa con un entorno, maximizando una señal de recompensa acumulada a lo largo del tiempo (Sutton &amp; Barto, 2018). Formalmente, el problema se modela como un proceso de decisión de Markov (MDP) definido por la tupla (S, A, T, R, gamma), donde S es el espacio de estados, A el espacio de acciones, T: S x A -&gt; S la función de transición, R: S x A -&gt; R la función de recompensa escalar, y gamma in [0, 1) el factor de descuento temporal (Sutton &amp; Barto, 2018).</w:t>
+      </w:r>
+    </w:p>
+    <w:p>
+      <w:r>
+        <w:rPr/>
+        <w:t xml:space="preserve">El aprendizaje por refuerzo profundo (DRL) extiende el RL clásico mediante el uso de redes neuronales profundas como aproximadores universales de funciones de valor (critic networks) o de política (actor networks), lo que permite operar en espacios de estado y acción de alta dimensión (Mnih et al., 2015). Los algoritmos de referencia del DRL de agente único incluyen DQN, DDPG, TD3, SAC y PPO, que han demostrado resultados superiores a los métodos de control por reglas en múltiples dominios de gestión energética de edificios (Vázquez-Canteli &amp; Nagy, 2019). Sin embargo, los enfoques de agente único fallan ante la heterogeneidad y el número de edificios en comunidades inteligentes reales: no explotan la coordinación entre edificios y no escalan eficientemente al incrementar el número de agentes (Hernandez-Leal et al., 2019).</w:t>
       </w:r>
     </w:p>
     <w:p>
@@ -1513,13 +1513,13 @@
     <w:p>
       <w:r>
         <w:rPr/>
-        <w:t xml:space="preserve">El aprendizaje por refuerzo profundo multiagente (MADRL) cooperativo generaliza el DRL a sistemas con múltiples agentes que trabajan conjuntamente hacia objetivos comunes en entornos parcialmente observables [cita APA pendiente de verificación en Módulo A]. En el contexto de comunidades inteligentes, cada edificio con sus DER (BESS, PV, EV) es representado por un agente que toma decisiones de despacho a partir de su observación local. La cooperación entre agentes emerge del entrenamiento bajo un objetivo común: la maximización de la recompensa acumulada colectiva, que integra las tres dimensiones de desempeño evaluadas —flexibilidad energética, emisiones de CO2 y costos energéticos— mediante la función de recompensa multiobjetivo de CityLearn v3 propuesto [cita APA pendiente de verificación en Módulo A].</w:t>
-      </w:r>
-    </w:p>
-    <w:p>
-      <w:r>
-        <w:rPr/>
-        <w:t xml:space="preserve">La no-estacionaridad es el principal desafío del MADRL cooperativo: desde la perspectiva de cada agente, el entorno cambia a medida que los demás agentes actualizan sus políticas durante el entrenamiento, violando la condición de Markov del MDP individual [cita APA pendiente de verificación en Módulo A]. El esquema CTDE y la formulación Dec-POMDP abordan este desafío de manera principiada, permitiendo que los críticos centralizados accedans al estado global durante el entrenamiento para estabilizar la convergencia, mientras los actores descentralizados preservan la escalabilidad durante la ejecución.</w:t>
+        <w:t xml:space="preserve">El aprendizaje por refuerzo profundo multiagente (MADRL) cooperativo generaliza el DRL a sistemas con múltiples agentes que trabajan conjuntamente hacia objetivos comunes en entornos parcialmente observables (Hernandez-Leal et al., 2019). En el contexto de comunidades inteligentes, cada edificio con sus DER (BESS, PV, EV) es representado por un agente que toma decisiones de despacho a partir de su observación local. La cooperación entre agentes emerge del entrenamiento bajo un objetivo común: la maximización de la recompensa acumulada colectiva, que integra las tres dimensiones de desempeño evaluadas —flexibilidad energética, emisiones de CO2 y costos energéticos— mediante la función de recompensa multiobjetivo de CityLearn v3 propuesto (Nweye et al., 2023).</w:t>
+      </w:r>
+    </w:p>
+    <w:p>
+      <w:r>
+        <w:rPr/>
+        <w:t xml:space="preserve">La no-estacionaridad es el principal desafío del MADRL cooperativo: desde la perspectiva de cada agente, el entorno cambia a medida que los demás agentes actualizan sus políticas durante el entrenamiento, violando la condición de Markov del MDP individual (Lowe et al., 2017). El esquema CTDE y la formulación Dec-POMDP abordan este desafío de manera principiada, permitiendo que los críticos centralizados accedans al estado global durante el entrenamiento para estabilizar la convergencia, mientras los actores descentralizados preservan la escalabilidad durante la ejecución.</w:t>
       </w:r>
     </w:p>
     <w:p>
@@ -1533,7 +1533,7 @@
     <w:p>
       <w:r>
         <w:rPr/>
-        <w:t xml:space="preserve">El Dec-POMDP es el modelo formal estándar para problemas de decisión multiagente cooperativos con observabilidad parcial, establecido formalmente por Oliehoek &amp; Amato [cita APA pendiente de verificación en Módulo A]. Se define como la tupla (I, S, {Ai}, {Oi}, T, {Ri}, O, gamma), donde:</w:t>
+        <w:t xml:space="preserve">El Dec-POMDP es el modelo formal estándar para problemas de decisión multiagente cooperativos con observabilidad parcial, establecido formalmente por Oliehoek &amp; Amato (Oliehoek &amp; Amato, 2016). Se define como la tupla (I, S, {Ai}, {Oi}, T, {Ri}, O, gamma), donde:</w:t>
       </w:r>
     </w:p>
     <w:p>
@@ -1595,19 +1595,19 @@
     <w:p>
       <w:r>
         <w:rPr/>
-        <w:t xml:space="preserve">El esquema CTDE, formalizado por Lowe et al. con MADDPG y extendido por múltiples trabajos posteriores [cita APA pendiente de verificación en Módulo A], es el paradigma de entrenamiento estándar para MADRL cooperativo. En CityLearn v3 propuesto, el CTDE opera en dos fases:</w:t>
-      </w:r>
-    </w:p>
-    <w:p>
-      <w:r>
-        <w:rPr/>
-        <w:t xml:space="preserve">Fase de entrenamiento. Los críticos centralizados de cada backend MADRL (HAPPO, MASAC, MATD3, MAAC) reciben el estado global S para estimar la función de valor V(S) o la función Q(S, {ai}) centralizada. Esto resuelve el problema de no-estacionaridad: desde la perspectiva del crítico, el entorno es estacionario porque el estado global incluye las observaciones y acciones de todos los agentes. Los actores individuales reciben gradientes calculados por el crítico centralizado para actualizar sus políticas descentralizadas [cita APA pendiente de verificación en Módulo A].</w:t>
-      </w:r>
-    </w:p>
-    <w:p>
-      <w:r>
-        <w:rPr/>
-        <w:t xml:space="preserve">Fase de ejecución. Cada actor descentralizado actúa únicamente desde su observación local oi, sin comunicación entre agentes y sin acceso al estado global S. Esto garantiza la escalabilidad y la aplicabilidad práctica de las políticas en escenarios reales donde la información completa de todos los edificios no está disponible en tiempo de operación [cita APA pendiente de verificación en Módulo A]. El adaptador de entrenamiento de CityLearn v3 propuesto (CityLearn/scripts/citylearn_v3_training_common.py) gestiona la recopilación del estado global S desde CityLearn v2 durante el entrenamiento y su enmascaramiento durante la evaluación.</w:t>
+        <w:t xml:space="preserve">El esquema CTDE, formalizado por Lowe et al. con MADDPG y extendido por múltiples trabajos posteriores (Lowe et al., 2017), es el paradigma de entrenamiento estándar para MADRL cooperativo. En CityLearn v3 propuesto, el CTDE opera en dos fases:</w:t>
+      </w:r>
+    </w:p>
+    <w:p>
+      <w:r>
+        <w:rPr/>
+        <w:t xml:space="preserve">Fase de entrenamiento. Los críticos centralizados de cada backend MADRL (HAPPO, MASAC, MATD3, MAAC) reciben el estado global S para estimar la función de valor V(S) o la función Q(S, {ai}) centralizada. Esto resuelve el problema de no-estacionaridad: desde la perspectiva del crítico, el entorno es estacionario porque el estado global incluye las observaciones y acciones de todos los agentes. Los actores individuales reciben gradientes calculados por el crítico centralizado para actualizar sus políticas descentralizadas (Lowe et al., 2017).</w:t>
+      </w:r>
+    </w:p>
+    <w:p>
+      <w:r>
+        <w:rPr/>
+        <w:t xml:space="preserve">Fase de ejecución. Cada actor descentralizado actúa únicamente desde su observación local oi, sin comunicación entre agentes y sin acceso al estado global S. Esto garantiza la escalabilidad y la aplicabilidad práctica de las políticas en escenarios reales donde la información completa de todos los edificios no está disponible en tiempo de operación (Lowe et al., 2017). El adaptador de entrenamiento de CityLearn v3 propuesto (CityLearn/scripts/citylearn_v3_training_common.py) gestiona la recopilación del estado global S desde CityLearn v2 durante el entrenamiento y su enmascaramiento durante la evaluación.</w:t>
       </w:r>
     </w:p>
     <w:p>
@@ -1621,13 +1621,13 @@
     <w:p>
       <w:r>
         <w:rPr/>
-        <w:t xml:space="preserve">HAPPO extiende el algoritmo PPO (Proximal Policy Optimization) al marco multiagente heterogéneo bajo CTDE, con garantías formales de monotonicidad en la mejora de políticas [cita APA pendiente de verificación en Módulo A]. Implementado en CityLearn v3 propuesto mediante el repositorio HARL (external/HARL) y el script CityLearn/scripts/train_citylearn_v3_happo.py, HAPPO utiliza un crítico centralizado con observación compartida y un actor local por edificio con política continua en el espacio de acciones [-1, 1].</w:t>
-      </w:r>
-    </w:p>
-    <w:p>
-      <w:r>
-        <w:rPr/>
-        <w:t xml:space="preserve">Propiedad clave — monotonicidad secuencial. HAPPO actualiza las políticas de los agentes de manera secuencial, garantizando que cada actualización mejora o mantiene el rendimiento colectivo. Formalmente, si pi^k es la política del agente k en la iteración actual, la actualización HAPPO garantiza: J(pi^{k+1}) &gt;= J(pi^k), donde J es el retorno esperado colectivo [cita APA pendiente de verificación en Módulo A]. Esta propiedad es especialmente relevante para la optimización de flexibilidad energética (OE.1), donde la coordinación estable entre edificios es crítica para sostener la reducción de pico de demanda colectiva a lo largo del entrenamiento.</w:t>
+        <w:t xml:space="preserve">HAPPO extiende el algoritmo PPO (Proximal Policy Optimization) al marco multiagente heterogéneo bajo CTDE, con garantías formales de monotonicidad en la mejora de políticas (Kuba et al., 2022). Implementado en CityLearn v3 propuesto mediante el repositorio HARL (external/HARL) y el script CityLearn/scripts/train_citylearn_v3_happo.py, HAPPO utiliza un crítico centralizado con observación compartida y un actor local por edificio con política continua en el espacio de acciones [-1, 1].</w:t>
+      </w:r>
+    </w:p>
+    <w:p>
+      <w:r>
+        <w:rPr/>
+        <w:t xml:space="preserve">Propiedad clave — monotonicidad secuencial. HAPPO actualiza las políticas de los agentes de manera secuencial, garantizando que cada actualización mejora o mantiene el rendimiento colectivo. Formalmente, si pi^k es la política del agente k en la iteración actual, la actualización HAPPO garantiza: J(pi^{k+1}) &gt;= J(pi^k), donde J es el retorno esperado colectivo (Kuba et al., 2022). Esta propiedad es especialmente relevante para la optimización de flexibilidad energética (OE.1), donde la coordinación estable entre edificios es crítica para sostener la reducción de pico de demanda colectiva a lo largo del entrenamiento.</w:t>
       </w:r>
     </w:p>
     <w:p>
@@ -1647,13 +1647,13 @@
     <w:p>
       <w:r>
         <w:rPr/>
-        <w:t xml:space="preserve">MASAC extiende el algoritmo SAC (Soft Actor-Critic) de Haarnoja et al. al marco multiagente cooperativo bajo CTDE. SAC incorpora el principio de máxima entropía en el objetivo de aprendizaje: el agente maximiza tanto la recompensa acumulada como la entropía de su política [cita APA pendiente de verificación en Módulo A]. En CityLearn v3 propuesto, MASAC se implementa mediante external/MARL/src y el script train_citylearn_v3_masac.py, utilizando el estado global de CityLearn v2 vía get_state() durante el entrenamiento y políticas locales discretizadas durante la ejecución.</w:t>
-      </w:r>
-    </w:p>
-    <w:p>
-      <w:r>
-        <w:rPr/>
-        <w:t xml:space="preserve">Propiedad clave — máxima entropía. El objetivo de MASAC es: J(pi) = sum_t E[r(t) + alpha·H(pi(·|oi,t))], donde H es la entropía de la política y alpha es el coeficiente de temperatura (ajustado automáticamente o por Optuna). Las políticas estocásticas de alta entropía favorecen la exploración de estrategias de despacho diversas, lo que es particularmente relevante para la identificación de ventanas de baja intensidad de carbono (OE.2) y de bajo precio eléctrico (OE.3) en señales temporales de alta variabilidad [cita APA pendiente de verificación en Módulo A]. MASAC es robusto ante la no-estacionaridad del entorno multiagente gracias a su naturaleza off-policy y al uso de un buffer de experiencia de replay.</w:t>
+        <w:t xml:space="preserve">MASAC extiende el algoritmo SAC (Soft Actor-Critic) de Haarnoja et al. al marco multiagente cooperativo bajo CTDE. SAC incorpora el principio de máxima entropía en el objetivo de aprendizaje: el agente maximiza tanto la recompensa acumulada como la entropía de su política (Haarnoja et al., 2018). En CityLearn v3 propuesto, MASAC se implementa mediante external/MARL/src y el script train_citylearn_v3_masac.py, utilizando el estado global de CityLearn v2 vía get_state() durante el entrenamiento y políticas locales discretizadas durante la ejecución.</w:t>
+      </w:r>
+    </w:p>
+    <w:p>
+      <w:r>
+        <w:rPr/>
+        <w:t xml:space="preserve">Propiedad clave — máxima entropía. El objetivo de MASAC es: J(pi) = sum_t E[r(t) + alpha·H(pi(·|oi,t))], donde H es la entropía de la política y alpha es el coeficiente de temperatura (ajustado automáticamente o por Optuna). Las políticas estocásticas de alta entropía favorecen la exploración de estrategias de despacho diversas, lo que es particularmente relevante para la identificación de ventanas de baja intensidad de carbono (OE.2) y de bajo precio eléctrico (OE.3) en señales temporales de alta variabilidad (Haarnoja et al., 2018). MASAC es robusto ante la no-estacionaridad del entorno multiagente gracias a su naturaleza off-policy y al uso de un buffer de experiencia de replay.</w:t>
       </w:r>
     </w:p>
     <w:p>
@@ -1673,13 +1673,13 @@
     <w:p>
       <w:r>
         <w:rPr/>
-        <w:t xml:space="preserve">MATD3 extiende el algoritmo TD3 (Twin Delayed DDPG) de Fujimoto et al. al marco multiagente cooperativo bajo CTDE. TD3 introduce tres mejoras sobre DDPG: (1) doble crítico (twin critics) para reducir el sesgo de sobreestimación del valor Q; (2) actualización retardada del actor respecto al crítico; y (3) ruido de política suavizado en el crítico objetivo [cita APA pendiente de verificación en Módulo A]. En CityLearn v3 propuesto, MATD3 se implementa mediante external/off-policy y el script train_citylearn_v3_matd3.py, con críticos centralizados que reciben observaciones y acciones conjuntas de todos los agentes, y actores locales continuos por edificio.</w:t>
-      </w:r>
-    </w:p>
-    <w:p>
-      <w:r>
-        <w:rPr/>
-        <w:t xml:space="preserve">Propiedad clave — doble crítico para reducción de sesgo. El sesgo de sobreestimación en la estimación del valor Q es un problema crítico en entornos multiagente donde los errores de estimación se propagan y amplifican entre agentes. MATD3 usa dos redes críticas Q1 y Q2 y toma el mínimo: Q_target = min(Q1, Q2), reduciendo el sesgo positivo y mejorando la estabilidad del entrenamiento [cita APA pendiente de verificación en Módulo A]. Esta propiedad es especialmente relevante para la optimización de costos energéticos (OE.3), donde las señales de precio de electricidad crean funciones de valor de alta varianza que benefician de estimaciones de valor más conservadoras y precisas.</w:t>
+        <w:t xml:space="preserve">MATD3 extiende el algoritmo TD3 (Twin Delayed DDPG) de Fujimoto et al. al marco multiagente cooperativo bajo CTDE. TD3 introduce tres mejoras sobre DDPG: (1) doble crítico (twin critics) para reducir el sesgo de sobreestimación del valor Q; (2) actualización retardada del actor respecto al crítico; y (3) ruido de política suavizado en el crítico objetivo (Fujimoto et al., 2018). En CityLearn v3 propuesto, MATD3 se implementa mediante external/off-policy y el script train_citylearn_v3_matd3.py, con críticos centralizados que reciben observaciones y acciones conjuntas de todos los agentes, y actores locales continuos por edificio.</w:t>
+      </w:r>
+    </w:p>
+    <w:p>
+      <w:r>
+        <w:rPr/>
+        <w:t xml:space="preserve">Propiedad clave — doble crítico para reducción de sesgo. El sesgo de sobreestimación en la estimación del valor Q es un problema crítico en entornos multiagente donde los errores de estimación se propagan y amplifican entre agentes. MATD3 usa dos redes críticas Q1 y Q2 y toma el mínimo: Q_target = min(Q1, Q2), reduciendo el sesgo positivo y mejorando la estabilidad del entrenamiento (Fujimoto et al., 2018). Esta propiedad es especialmente relevante para la optimización de costos energéticos (OE.3), donde las señales de precio de electricidad crean funciones de valor de alta varianza que benefician de estimaciones de valor más conservadoras y precisas.</w:t>
       </w:r>
     </w:p>
     <w:p>
@@ -1699,13 +1699,13 @@
     <w:p>
       <w:r>
         <w:rPr/>
-        <w:t xml:space="preserve">MAAC (Multi-Agent Actor-Attention Critic), propuesto por Iqbal &amp; Sha, incorpora un mecanismo de atención multi-cabeza (multi-head attention) en el crítico centralizado para ponderar dinámicamente la contribución de cada agente compañero en la estimación del valor de estado [cita APA pendiente de verificación en Módulo A]. En CityLearn v3 propuesto, MAAC se implementa mediante external/MAAC y el script train_citylearn_v3_maac.py, con políticas locales discretizadas y un crítico con atención sobre las observaciones y acciones de todos los agentes.</w:t>
-      </w:r>
-    </w:p>
-    <w:p>
-      <w:r>
-        <w:rPr/>
-        <w:t xml:space="preserve">Propiedad clave — atención sobre agentes compañeros. El mecanismo de atención calcula pesos de relevancia a_ij entre cada par de agentes (i, j): a_ij = softmax(f(oi, oj)), donde f es una función de similitud aprendida. El crítico del agente i integra las observaciones de los agentes compañeros ponderadas por sus pesos de atención para estimar V(s_i) o Q(s_i, a_i). Esta propiedad es especialmente relevante en comunidades inteligentes heterogéneas, donde los edificios tienen perfiles de demanda, capacidades de BESS y penetración PV distintas: la atención permite al crítico de cada agente identificar qué edificios son más relevantes para coordinar su decisión en cada instante temporal [cita APA pendiente de verificación en Módulo A].</w:t>
+        <w:t xml:space="preserve">MAAC (Multi-Agent Actor-Attention Critic), propuesto por Iqbal &amp; Sha, incorpora un mecanismo de atención multi-cabeza (multi-head attention) en el crítico centralizado para ponderar dinámicamente la contribución de cada agente compañero en la estimación del valor de estado (Iqbal &amp; Sha, 2019). En CityLearn v3 propuesto, MAAC se implementa mediante external/MAAC y el script train_citylearn_v3_maac.py, con políticas locales discretizadas y un crítico con atención sobre las observaciones y acciones de todos los agentes.</w:t>
+      </w:r>
+    </w:p>
+    <w:p>
+      <w:r>
+        <w:rPr/>
+        <w:t xml:space="preserve">Propiedad clave — atención sobre agentes compañeros. El mecanismo de atención calcula pesos de relevancia a_ij entre cada par de agentes (i, j): a_ij = softmax(f(oi, oj)), donde f es una función de similitud aprendida. El crítico del agente i integra las observaciones de los agentes compañeros ponderadas por sus pesos de atención para estimar V(s_i) o Q(s_i, a_i). Esta propiedad es especialmente relevante en comunidades inteligentes heterogéneas, donde los edificios tienen perfiles de demanda, capacidades de BESS y penetración PV distintas: la atención permite al crítico de cada agente identificar qué edificios son más relevantes para coordinar su decisión en cada instante temporal (Iqbal &amp; Sha, 2019).</w:t>
       </w:r>
     </w:p>
     <w:p>
@@ -1725,13 +1725,13 @@
     <w:p>
       <w:r>
         <w:rPr/>
-        <w:t xml:space="preserve">CityLearn v2 es un entorno de simulación open-source basado en Gymnasium, desarrollado por Nweye et al. [cita APA pendiente de verificación en Módulo A], diseñado para la evaluación de algoritmos de control inteligente en comunidades grid-interactive (grid-interactive communities, GIC). Proporciona un simulador físico de edificios con modelos de demanda energética, generación fotovoltaica (PV), sistemas de almacenamiento con baterías (BESS) y estaciones de carga para vehículos eléctricos (EV), junto con señales de intensidad de carbono horaria y precio de electricidad (TOU y RTP).</w:t>
-      </w:r>
-    </w:p>
-    <w:p>
-      <w:r>
-        <w:rPr/>
-        <w:t xml:space="preserve">La interfaz principal de CityLearn v2 es Gymnasium-compatible: step(actions) -&gt; (observations, rewards, dones, infos). El método evaluate_v2() calcula los KPIs de desempeño energético, ambiental y económico sobre la serie temporal de un episodio completo. CityLearn v2 incluye los datasets de referencia del CityLearn Challenge, con series temporales horarias de demanda, PV, BESS, EV, intensidad de carbono y precio de electricidad para múltiples edificios residenciales y comerciales [cita APA pendiente de verificación en Módulo A]. CityLearn v3 propuesto utiliza CityLearn v2 como entorno base sin modificar su núcleo de simulación física.</w:t>
+        <w:t xml:space="preserve">CityLearn v2 es un entorno de simulación open-source basado en Gymnasium, desarrollado por Nweye et al. (Nweye et al., 2023), diseñado para la evaluación de algoritmos de control inteligente en comunidades grid-interactive (grid-interactive communities, GIC). Proporciona un simulador físico de edificios con modelos de demanda energética, generación fotovoltaica (PV), sistemas de almacenamiento con baterías (BESS) y estaciones de carga para vehículos eléctricos (EV), junto con señales de intensidad de carbono horaria y precio de electricidad (TOU y RTP).</w:t>
+      </w:r>
+    </w:p>
+    <w:p>
+      <w:r>
+        <w:rPr/>
+        <w:t xml:space="preserve">La interfaz principal de CityLearn v2 es Gymnasium-compatible: step(actions) -&gt; (observations, rewards, dones, infos). El método evaluate_v2() calcula los KPIs de desempeño energético, ambiental y económico sobre la serie temporal de un episodio completo. CityLearn v2 incluye los datasets de referencia del CityLearn Challenge, con series temporales horarias de demanda, PV, BESS, EV, intensidad de carbono y precio de electricidad para múltiples edificios residenciales y comerciales (Nweye et al., 2023). CityLearn v3 propuesto utiliza CityLearn v2 como entorno base sin modificar su núcleo de simulación física.</w:t>
       </w:r>
     </w:p>
     <w:p>
@@ -1765,7 +1765,7 @@
     <w:p>
       <w:r>
         <w:rPr/>
-        <w:t xml:space="preserve">MARLlib es una biblioteca open-source que provee implementaciones unificadas de algoritmos MADRL —incluyendo HAPPO, MASAC, MATD3, MAAC, MADDPG, MAPPO, QMIX, entre otros— compatibles con entornos PettingZoo y Gymnasium [cita APA pendiente de verificación en Módulo A]. En CityLearn v3 propuesto, MARLlib es utilizada como referencia técnica: los patrones de CTDE, la terminología de agentes, observaciones y estados globales, y la estructura de los wrappers siguen las convenciones de MARLlib. Sin embargo, los backends HAPPO, MASAC, MATD3 y MAAC se implementan mediante sus repositorios de origen (HARL, MARL/src, off-policy, external/MAAC) conectados directamente a CityLearn v3 propuesto, no mediante el motor de ejecución de MARLlib. Esto garantiza la compatibilidad con los espacios de acción continuos y discretizados de CityLearn v2 y permite la instrumentación experimental directa.</w:t>
+        <w:t xml:space="preserve">MARLlib es una biblioteca open-source que provee implementaciones unificadas de algoritmos MADRL —incluyendo HAPPO, MASAC, MATD3, MAAC, MADDPG, MAPPO, QMIX, entre otros— compatibles con entornos PettingZoo y Gymnasium (Hu et al., 2023). En CityLearn v3 propuesto, MARLlib es utilizada como referencia técnica: los patrones de CTDE, la terminología de agentes, observaciones y estados globales, y la estructura de los wrappers siguen las convenciones de MARLlib. Sin embargo, los backends HAPPO, MASAC, MATD3 y MAAC se implementan mediante sus repositorios de origen (HARL, MARL/src, off-policy, external/MAAC) conectados directamente a CityLearn v3 propuesto, no mediante el motor de ejecución de MARLlib. Esto garantiza la compatibilidad con los espacios de acción continuos y discretizados de CityLearn v2 y permite la instrumentación experimental directa.</w:t>
       </w:r>
     </w:p>
     <w:p>
@@ -1779,7 +1779,7 @@
     <w:p>
       <w:r>
         <w:rPr/>
-        <w:t xml:space="preserve">Optuna es un marco de optimización de hiperparámetros que implementa el algoritmo TPE (Tree-structured Parzen Estimator), una forma de búsqueda bayesiana eficiente que supera a la búsqueda aleatoria y en cuadrícula [cita APA pendiente de verificación en Módulo A]. En CityLearn v3 propuesto, Optuna optimiza los hiperparámetros de cada backend MADRL —tasa de aprendizaje del actor, tasa de aprendizaje del crítico, tamaño del buffer de replay (off-policy), gamma, temperatura (MASAC), coeficiente de clip (HAPPO), dimensión de capas ocultas, y pesos de la recompensa multiobjetivo (w1, w2, w3)— minimizando el negativo de la recompensa acumulada promedio sobre un número definido de trials. El objetivo de Optuna en esta investigación es garantizar que la comparación entre backends MADRL se realice con la mejor configuración de hiperparámetros para cada uno, evitando sesgos por subóptima sintonización.</w:t>
+        <w:t xml:space="preserve">Optuna es un marco de optimización de hiperparámetros que implementa el algoritmo TPE (Tree-structured Parzen Estimator), una forma de búsqueda bayesiana eficiente que supera a la búsqueda aleatoria y en cuadrícula (Akiba et al., 2019). En CityLearn v3 propuesto, Optuna optimiza los hiperparámetros de cada backend MADRL —tasa de aprendizaje del actor, tasa de aprendizaje del crítico, tamaño del buffer de replay (off-policy), gamma, temperatura (MASAC), coeficiente de clip (HAPPO), dimensión de capas ocultas, y pesos de la recompensa multiobjetivo (w1, w2, w3)— minimizando el negativo de la recompensa acumulada promedio sobre un número definido de trials. El objetivo de Optuna en esta investigación es garantizar que la comparación entre backends MADRL se realice con la mejor configuración de hiperparámetros para cada uno, evitando sesgos por subóptima sintonización.</w:t>
       </w:r>
     </w:p>
     <w:p>
@@ -1801,7 +1801,7 @@
     <w:p>
       <w:r>
         <w:rPr/>
-        <w:t xml:space="preserve">Las comunidades inteligentes (smart communities) son entornos urbanos o residenciales que integran tecnologías de información y comunicación con infraestructura energética distribuida para optimizar simultáneamente el consumo, la generación, el almacenamiento y el intercambio de energía eléctrica [cita APA pendiente de verificación en Módulo A]. Su unidad funcional son los edificios grid-interactive: edificios con capacidad de ajustar activamente su demanda en respuesta a señales de la red —precios dinámicos, intensidad de carbono, señales de control de demanda— aprovechando sus recursos DER (PV, BESS, EV) para proveer flexibilidad energética a la red [cita APA pendiente de verificación en Módulo A]. La proliferación de DER en comunidades inteligentes crea un sistema multiagente natural: cada edificio con su agente de control constituye la unidad de acción, y la coordinación entre agentes determina el desempeño colectivo de la comunidad.</w:t>
+        <w:t xml:space="preserve">Las comunidades inteligentes (smart communities) son entornos urbanos o residenciales que integran tecnologías de información y comunicación con infraestructura energética distribuida para optimizar simultáneamente el consumo, la generación, el almacenamiento y el intercambio de energía eléctrica (Vázquez-Canteli &amp; Nagy, 2019). Su unidad funcional son los edificios grid-interactive: edificios con capacidad de ajustar activamente su demanda en respuesta a señales de la red —precios dinámicos, intensidad de carbono, señales de control de demanda— aprovechando sus recursos DER (PV, BESS, EV) para proveer flexibilidad energética a la red (Nweye et al., 2023). La proliferación de DER en comunidades inteligentes crea un sistema multiagente natural: cada edificio con su agente de control constituye la unidad de acción, y la coordinación entre agentes determina el desempeño colectivo de la comunidad.</w:t>
       </w:r>
     </w:p>
     <w:p>
@@ -1815,7 +1815,7 @@
     <w:p>
       <w:r>
         <w:rPr/>
-        <w:t xml:space="preserve">La flexibilidad energética se define como la capacidad de un sistema para modificar su perfil de generación, consumo o almacenamiento de energía en respuesta a necesidades de la red o señales de incentivo externas [cita APA pendiente de verificación en Módulo A]. En el contexto de comunidades inteligentes, la flexibilidad energética se manifiesta en tres formas principales: (1) desplazamiento de carga (load shifting): redistribución temporal del consumo desde períodos de alta demanda o alto precio hacia períodos de baja demanda o bajo precio; (2) reducción de pico (peak shaving): reducción del pico máximo de demanda de la comunidad mediante BESS, PV y control de EV; y (3) aplanamiento del perfil (load profile flattening): reducción de las fluctuaciones de demanda para mejorar la estabilidad de la red y el factor de carga. El MADRL cooperativo es el paradigma más adecuado para maximizar la flexibilidad energética colectiva porque la decisión de despacho de cada edificio afecta el perfil de demanda agregada de toda la comunidad [cita APA pendiente de verificación en Módulo A].</w:t>
+        <w:t xml:space="preserve">La flexibilidad energética se define como la capacidad de un sistema para modificar su perfil de generación, consumo o almacenamiento de energía en respuesta a necesidades de la red o señales de incentivo externas (Vázquez-Canteli &amp; Nagy, 2019). En el contexto de comunidades inteligentes, la flexibilidad energética se manifiesta en tres formas principales: (1) desplazamiento de carga (load shifting): redistribución temporal del consumo desde períodos de alta demanda o alto precio hacia períodos de baja demanda o bajo precio; (2) reducción de pico (peak shaving): reducción del pico máximo de demanda de la comunidad mediante BESS, PV y control de EV; y (3) aplanamiento del perfil (load profile flattening): reducción de las fluctuaciones de demanda para mejorar la estabilidad de la red y el factor de carga. El MADRL cooperativo es el paradigma más adecuado para maximizar la flexibilidad energética colectiva porque la decisión de despacho de cada edificio afecta el perfil de demanda agregada de toda la comunidad (Lowe et al., 2017).</w:t>
       </w:r>
     </w:p>
     <w:p>
@@ -1829,7 +1829,7 @@
     <w:p>
       <w:r>
         <w:rPr/>
-        <w:t xml:space="preserve">Los sistemas de almacenamiento con baterías (BESS) son el principal recurso de flexibilidad energética controlable en comunidades inteligentes. Su operación implica decidir en cada paso temporal la tasa de carga (charging) o descarga (discharging) del sistema de baterías de cada edificio, sujeto a restricciones de capacidad máxima, estado de carga mínimo/máximo, y límites de potencia de carga/descarga [cita APA pendiente de verificación en Módulo A]. El desgaste del ciclo de vida de las baterías (battery capacity fade) es un factor económico importante: cada ciclo completo de carga/descarga reduce la capacidad máxima de la batería. Los KPIs battery_throughput_total y battery_capacity_fade_ratio de CityLearn v2 cuantifican este efecto en los escenarios de simulación.</w:t>
+        <w:t xml:space="preserve">Los sistemas de almacenamiento con baterías (BESS) son el principal recurso de flexibilidad energética controlable en comunidades inteligentes. Su operación implica decidir en cada paso temporal la tasa de carga (charging) o descarga (discharging) del sistema de baterías de cada edificio, sujeto a restricciones de capacidad máxima, estado de carga mínimo/máximo, y límites de potencia de carga/descarga (Nweye et al., 2023). El desgaste del ciclo de vida de las baterías (battery capacity fade) es un factor económico importante: cada ciclo completo de carga/descarga reduce la capacidad máxima de la batería. Los KPIs battery_throughput_total y battery_capacity_fade_ratio de CityLearn v2 cuantifican este efecto en los escenarios de simulación.</w:t>
       </w:r>
     </w:p>
     <w:p>
@@ -1843,7 +1843,7 @@
     <w:p>
       <w:r>
         <w:rPr/>
-        <w:t xml:space="preserve">La generación fotovoltaica (PV) distribuida en los techos de los edificios de una comunidad inteligente provee energía renovable local que puede ser autoconsumida directamente, almacenada en BESS o exportada a la red. La tasa de auto-consumo (pv_self_consumption_ratio) mide la fracción de la generación PV que es consumida localmente en lugar de exportada, y es un KPI clave de eficiencia del sistema DER [cita APA pendiente de verificación en Módulo A]. La tasa de auto-suficiencia mide la fracción de la demanda del edificio que es satisfecha con generación local. La coordinación MADRL entre edificios permite maximizar el auto-consumo colectivo de la comunidad: cuando un edificio genera más PV de la que puede consumir o almacenar, el agente MADRL puede coordinar la transferencia de esa energía hacia otros edificios de la comunidad mediante el intercambio de energía local (community local trading) [cita APA pendiente de verificación en Módulo A].</w:t>
+        <w:t xml:space="preserve">La generación fotovoltaica (PV) distribuida en los techos de los edificios de una comunidad inteligente provee energía renovable local que puede ser autoconsumida directamente, almacenada en BESS o exportada a la red. La tasa de auto-consumo (pv_self_consumption_ratio) mide la fracción de la generación PV que es consumida localmente en lugar de exportada, y es un KPI clave de eficiencia del sistema DER (Nweye et al., 2023). La tasa de auto-suficiencia mide la fracción de la demanda del edificio que es satisfecha con generación local. La coordinación MADRL entre edificios permite maximizar el auto-consumo colectivo de la comunidad: cuando un edificio genera más PV de la que puede consumir o almacenar, el agente MADRL puede coordinar la transferencia de esa energía hacia otros edificios de la comunidad mediante el intercambio de energía local (community local trading) (Nweye et al., 2023).</w:t>
       </w:r>
     </w:p>
     <w:p>
@@ -1857,7 +1857,7 @@
     <w:p>
       <w:r>
         <w:rPr/>
-        <w:t xml:space="preserve">Las estaciones de carga para vehículos eléctricos (EV) representan cargas flexibles de alta potencia cuya gestión coordinada puede contribuir significativamente a la flexibilidad de la comunidad [cita APA pendiente de verificación en Módulo A]. La tecnología V2G (vehicle-to-grid) extiende esta flexibilidad permitiendo que los EV inyecten energía de vuelta a la red o a los edificios durante períodos de alta demanda o alto precio. Los KPIs de EV en CityLearn v2 incluyen: ev_departure_success_rate (fracción de vehículos que completan su carga antes de la hora de partida), ev_departure_within_tolerance_rate, ev_departure_soc_deficit_mean (déficit promedio de estado de carga en la partida), ev_charge_total (energía total cargada), y ev_v2g_export_total (energía total inyectada de vuelta mediante V2G). La restricción de ev_departure_success_rate es crítica: el agente MADRL debe garantizar que los EV completen su carga antes de que el usuario los necesite, mientras optimiza el perfil de carga para maximizar la flexibilidad energética.</w:t>
+        <w:t xml:space="preserve">Las estaciones de carga para vehículos eléctricos (EV) representan cargas flexibles de alta potencia cuya gestión coordinada puede contribuir significativamente a la flexibilidad de la comunidad (Nweye et al., 2023). La tecnología V2G (vehicle-to-grid) extiende esta flexibilidad permitiendo que los EV inyecten energía de vuelta a la red o a los edificios durante períodos de alta demanda o alto precio. Los KPIs de EV en CityLearn v2 incluyen: ev_departure_success_rate (fracción de vehículos que completan su carga antes de la hora de partida), ev_departure_within_tolerance_rate, ev_departure_soc_deficit_mean (déficit promedio de estado de carga en la partida), ev_charge_total (energía total cargada), y ev_v2g_export_total (energía total inyectada de vuelta mediante V2G). La restricción de ev_departure_success_rate es crítica: el agente MADRL debe garantizar que los EV completen su carga antes de que el usuario los necesite, mientras optimiza el perfil de carga para maximizar la flexibilidad energética.</w:t>
       </w:r>
     </w:p>
     <w:p>
@@ -1935,7 +1935,7 @@
     <w:p>
       <w:r>
         <w:rPr/>
-        <w:t xml:space="preserve">La intensidad de carbono del suministro eléctrico (carbon intensity) es la cantidad de dióxido de carbono equivalente (CO2e) emitida por unidad de energía eléctrica generada, expresada en kg CO2/kWh. Varía de manera horaria y estacional según el mix de fuentes de generación activas en la red (carbón, gas natural, energía nuclear, renovables) [cita APA pendiente de verificación en Módulo A]. La señal de intensidad de carbono es una variable temporal exógena que CityLearn v2 provee como parte de la observación de cada agente y como componente del estado global S. En el escenario E2 (OE.2) de CityLearn v3 propuesto, la recompensa r_co2(t) es directamente proporcional a la reducción del consumo ponderado por la intensidad de carbono horaria en el paso t.</w:t>
+        <w:t xml:space="preserve">La intensidad de carbono del suministro eléctrico (carbon intensity) es la cantidad de dióxido de carbono equivalente (CO2e) emitida por unidad de energía eléctrica generada, expresada en kg CO2/kWh. Varía de manera horaria y estacional según el mix de fuentes de generación activas en la red (carbón, gas natural, energía nuclear, renovables) (Nweye et al., 2023). La señal de intensidad de carbono es una variable temporal exógena que CityLearn v2 provee como parte de la observación de cada agente y como componente del estado global S. En el escenario E2 (OE.2) de CityLearn v3 propuesto, la recompensa r_co2(t) es directamente proporcional a la reducción del consumo ponderado por la intensidad de carbono horaria en el paso t.</w:t>
       </w:r>
     </w:p>
     <w:p>
@@ -1949,7 +1949,7 @@
     <w:p>
       <w:r>
         <w:rPr/>
-        <w:t xml:space="preserve">La respuesta de demanda consciente del carbono (carbon-aware demand response) es la estrategia de desplazar el consumo eléctrico hacia períodos de baja intensidad de carbono para reducir las emisiones de CO2 totales asociadas al consumo de energía [cita APA pendiente de verificación en Módulo A]. En el contexto MADRL, el agente aprende a correlacionar la señal de intensidad de carbono con sus decisiones de carga del BESS: carga el BESS cuando la intensidad de carbono es baja (más renovables en la red) y descarga cuando la intensidad es alta (más generación fósil), reduciendo el consumo neto de energía de alta intensidad de carbono sin reducir el confort ni la disponibilidad energética del edificio [cita APA pendiente de verificación en Módulo A]. Esta estrategia es complementaria —pero no idéntica— a la optimización de costos (OE.3): los períodos de baja intensidad de carbono no siempre coinciden con los períodos de bajo precio eléctrico, lo que hace que la gestión coordinada de las tres dimensiones (OE.1 + OE.2 + OE.3) requiera un compromiso multiobjetivo explícito en la función de recompensa.</w:t>
+        <w:t xml:space="preserve">La respuesta de demanda consciente del carbono (carbon-aware demand response) es la estrategia de desplazar el consumo eléctrico hacia períodos de baja intensidad de carbono para reducir las emisiones de CO2 totales asociadas al consumo de energía (Vázquez-Canteli &amp; Nagy, 2019). En el contexto MADRL, el agente aprende a correlacionar la señal de intensidad de carbono con sus decisiones de carga del BESS: carga el BESS cuando la intensidad de carbono es baja (más renovables en la red) y descarga cuando la intensidad es alta (más generación fósil), reduciendo el consumo neto de energía de alta intensidad de carbono sin reducir el confort ni la disponibilidad energética del edificio (Vázquez-Canteli &amp; Nagy, 2019). Esta estrategia es complementaria —pero no idéntica— a la optimización de costos (OE.3): los períodos de baja intensidad de carbono no siempre coinciden con los períodos de bajo precio eléctrico, lo que hace que la gestión coordinada de las tres dimensiones (OE.1 + OE.2 + OE.3) requiera un compromiso multiobjetivo explícito en la función de recompensa.</w:t>
       </w:r>
     </w:p>
     <w:p>
@@ -2033,7 +2033,7 @@
     <w:p>
       <w:r>
         <w:rPr/>
-        <w:t xml:space="preserve">Los costos energéticos en comunidades inteligentes están determinados por la estructura tarifaria del suministro eléctrico. Las principales modalidades son: (1) Tarifas de uso horario (TOU, Time-of-Use): precios diferenciados en banda alta (on-peak), banda media (mid-peak) y banda baja (off-peak), fijados de antemano para cada período del día y día de la semana [cita APA pendiente de verificación en Módulo A]. (2) Precios en tiempo real (RTP, Real-Time Pricing): precios que reflejan el costo marginal de generación hora a hora, publicados con anticipación de una hora o en tiempo real, proporcionando señales económicas de alta resolución temporal para la respuesta de demanda [cita APA pendiente de verificación en Módulo A]. (3) Cargo por demanda (demand charge): cargo proporcional al pico de demanda medido en intervalos de 15 o 30 minutos durante el período de facturación, que penaliza los picos de demanda máximos y crea un incentivo económico fuerte para el peak shaving mediante BESS y control de EV.</w:t>
+        <w:t xml:space="preserve">Los costos energéticos en comunidades inteligentes están determinados por la estructura tarifaria del suministro eléctrico. Las principales modalidades son: (1) Tarifas de uso horario (TOU, Time-of-Use): precios diferenciados en banda alta (on-peak), banda media (mid-peak) y banda baja (off-peak), fijados de antemano para cada período del día y día de la semana (Vázquez-Canteli &amp; Nagy, 2019). (2) Precios en tiempo real (RTP, Real-Time Pricing): precios que reflejan el costo marginal de generación hora a hora, publicados con anticipación de una hora o en tiempo real, proporcionando señales económicas de alta resolución temporal para la respuesta de demanda (Vázquez-Canteli &amp; Nagy, 2019). (3) Cargo por demanda (demand charge): cargo proporcional al pico de demanda medido en intervalos de 15 o 30 minutos durante el período de facturación, que penaliza los picos de demanda máximos y crea un incentivo económico fuerte para el peak shaving mediante BESS y control de EV.</w:t>
       </w:r>
     </w:p>
     <w:p>
@@ -2047,7 +2047,7 @@
     <w:p>
       <w:r>
         <w:rPr/>
-        <w:t xml:space="preserve">La optimización de costos energéticos en comunidades inteligentes con MADRL implica que cada agente aprenda a explotar las señales de precio dinámico para coordinar sus recursos DER (BESS, EV) de manera que la factura energética colectiva sea mínima [cita APA pendiente de verificación en Módulo A]. Las estrategias de despacho óptimas incluyen: (1) arbitraje de precios con BESS: cargar durante períodos de bajo precio y descargar durante períodos de alto precio; (2) peak shaving con BESS: descargar la batería durante los picos de demanda para reducir el cargo por demanda; (3) carga diferida de EV: postponer la carga de vehículos eléctricos hacia períodos de bajo precio, sujeto a la restricción de disponibilidad para el usuario (ev_departure_success_rate). La coordinación MADRL entre edificios es superior al control individual porque permite sincronizar las estrategias de BESS y EV para aplanar el perfil de demanda colectiva y reducir el cargo por demanda agregado de la comunidad.</w:t>
+        <w:t xml:space="preserve">La optimización de costos energéticos en comunidades inteligentes con MADRL implica que cada agente aprenda a explotar las señales de precio dinámico para coordinar sus recursos DER (BESS, EV) de manera que la factura energética colectiva sea mínima (Vázquez-Canteli &amp; Nagy, 2019). Las estrategias de despacho óptimas incluyen: (1) arbitraje de precios con BESS: cargar durante períodos de bajo precio y descargar durante períodos de alto precio; (2) peak shaving con BESS: descargar la batería durante los picos de demanda para reducir el cargo por demanda; (3) carga diferida de EV: postponer la carga de vehículos eléctricos hacia períodos de bajo precio, sujeto a la restricción de disponibilidad para el usuario (ev_departure_success_rate). La coordinación MADRL entre edificios es superior al control individual porque permite sincronizar las estrategias de BESS y EV para aplanar el perfil de demanda colectiva y reducir el cargo por demanda agregado de la comunidad.</w:t>
       </w:r>
     </w:p>
     <w:p>
@@ -2419,7 +2419,7 @@
       <w:pPr/>
       <w:r>
         <w:rPr/>
-        <w:t xml:space="preserve">Durante el entrenamiento, los críticos de cada backend MADRL acceden al estado global S para estimar el valor o la función Q centralizada, permitiendo actualizaciones de política mejor informadas. Durante la ejecución (evaluación), cada agente i actúa únicamente desde su observación local oi mediante su actor descentralizado, sin comunicación entre agentes y sin acceso al estado global [cita APA pendiente de verificación en Módulo A]. Este esquema garantiza la aplicabilidad práctica de las políticas en escenarios donde la información completa de todos los edificios no está disponible en tiempo de operación.</w:t>
+        <w:t xml:space="preserve">Durante el entrenamiento, los críticos de cada backend MADRL acceden al estado global S para estimar el valor o la función Q centralizada, permitiendo actualizaciones de política mejor informadas. Durante la ejecución (evaluación), cada agente i actúa únicamente desde su observación local oi mediante su actor descentralizado, sin comunicación entre agentes y sin acceso al estado global (Lowe et al., 2017). Este esquema garantiza la aplicabilidad práctica de las políticas en escenarios donde la información completa de todos los edificios no está disponible en tiempo de operación.</w:t>
       </w:r>
     </w:p>
     <w:p>
@@ -2443,7 +2443,7 @@
       <w:pPr/>
       <w:r>
         <w:rPr/>
-        <w:t xml:space="preserve">Extiende PPO al marco multiagente heterogéneo bajo CTDE con garantías de monotonicidad en la mejora de políticas. Actualiza las políticas de manera secuencial utilizando el estado global en el crítico centralizado [cita APA pendiente de verificación en Módulo A].</w:t>
+        <w:t xml:space="preserve">Extiende PPO al marco multiagente heterogéneo bajo CTDE con garantías de monotonicidad en la mejora de políticas. Actualiza las políticas de manera secuencial utilizando el estado global en el crítico centralizado (Kuba et al., 2022).</w:t>
       </w:r>
     </w:p>
     <w:p>
@@ -2459,7 +2459,7 @@
       <w:pPr/>
       <w:r>
         <w:rPr/>
-        <w:t xml:space="preserve">Aplica el principio de máxima entropía de SAC en entornos cooperativos. Favorece políticas estocásticas que balancean explotación y exploración, siendo robusto ante la no-estacionaridad del entorno multiagente [cita APA pendiente de verificación en Módulo A].</w:t>
+        <w:t xml:space="preserve">Aplica el principio de máxima entropía de SAC en entornos cooperativos. Favorece políticas estocásticas que balancean explotación y exploración, siendo robusto ante la no-estacionaridad del entorno multiagente (Haarnoja et al., 2018).</w:t>
       </w:r>
     </w:p>
     <w:p>
@@ -2475,7 +2475,7 @@
       <w:pPr/>
       <w:r>
         <w:rPr/>
-        <w:t xml:space="preserve">Extiende TD3 con dos críticos por agente para reducir el sesgo de sobreestimación en escenarios cooperativos. Utiliza actualización retardada del actor y ruido de política suavizado [cita APA pendiente de verificación en Módulo A].</w:t>
+        <w:t xml:space="preserve">Extiende TD3 con dos críticos por agente para reducir el sesgo de sobreestimación en escenarios cooperativos. Utiliza actualización retardada del actor y ruido de política suavizado (Fujimoto et al., 2018).</w:t>
       </w:r>
     </w:p>
     <w:p>
@@ -2491,7 +2491,7 @@
       <w:pPr/>
       <w:r>
         <w:rPr/>
-        <w:t xml:space="preserve">Incorpora un mecanismo de atención multi-cabeza en el crítico centralizado para ponderar dinámicamente las contribuciones de cada agente compañero en el estado global, mejorando la estimación de valor en comunidades heterogéneas [cita APA pendiente de verificación en Módulo A].</w:t>
+        <w:t xml:space="preserve">Incorpora un mecanismo de atención multi-cabeza en el crítico centralizado para ponderar dinámicamente las contribuciones de cada agente compañero en el estado global, mejorando la estimación de valor en comunidades heterogéneas (Iqbal &amp; Sha, 2019).</w:t>
       </w:r>
     </w:p>
     <w:p>
@@ -3479,84 +3479,119 @@
       <w:pPr/>
       <w:r>
         <w:rPr/>
-        <w:t xml:space="preserve">Las referencias se generan exclusivamente a partir de la Matriz de 50 Investigaciones del Módulo A (Anexo 3). Los registros indicados como '[dato bibliográfico pendiente de verificación en Módulo A]' se completarán con la ejecución del Módulo A.</w:t>
-      </w:r>
-    </w:p>
-    <w:p>
-      <w:pPr/>
-      <w:r>
-        <w:rPr/>
-        <w:t xml:space="preserve">[Akiba, T., et al. — Optuna: A Next-generation Hyperparameter Optimization Framework — dato bibliográfico pendiente de verificación en Módulo A]</w:t>
-      </w:r>
-    </w:p>
-    <w:p>
-      <w:pPr/>
-      <w:r>
-        <w:rPr/>
-        <w:t xml:space="preserve">[Lowe, R., et al. — Multi-Agent Actor-Critic for Mixed Cooperative-Competitive Environments (MADDPG/CTDE) — dato bibliográfico pendiente de verificación en Módulo A]</w:t>
-      </w:r>
-    </w:p>
-    <w:p>
-      <w:pPr/>
-      <w:r>
-        <w:rPr/>
-        <w:t xml:space="preserve">[Kuba, J.G., et al. — HAPPO — dato bibliográfico pendiente de verificación en Módulo A]</w:t>
-      </w:r>
-    </w:p>
-    <w:p>
-      <w:pPr/>
-      <w:r>
-        <w:rPr/>
-        <w:t xml:space="preserve">[MASAC — dato bibliográfico pendiente de verificación en Módulo A]</w:t>
-      </w:r>
-    </w:p>
-    <w:p>
-      <w:pPr/>
-      <w:r>
-        <w:rPr/>
-        <w:t xml:space="preserve">[MATD3 — dato bibliográfico pendiente de verificación en Módulo A]</w:t>
-      </w:r>
-    </w:p>
-    <w:p>
-      <w:pPr/>
-      <w:r>
-        <w:rPr/>
-        <w:t xml:space="preserve">[MAAC — dato bibliográfico pendiente de verificación en Módulo A]</w:t>
-      </w:r>
-    </w:p>
-    <w:p>
-      <w:pPr/>
-      <w:r>
-        <w:rPr/>
-        <w:t xml:space="preserve">[MARLlib — dato bibliográfico pendiente de verificación en Módulo A]</w:t>
-      </w:r>
-    </w:p>
-    <w:p>
-      <w:pPr/>
-      <w:r>
-        <w:rPr/>
-        <w:t xml:space="preserve">[Nweye, K., et al. — CityLearn v2 — dato bibliográfico pendiente de verificación en Módulo A]</w:t>
-      </w:r>
-    </w:p>
-    <w:p>
-      <w:pPr/>
-      <w:r>
-        <w:rPr/>
-        <w:t xml:space="preserve">[Oliehoek, F.A., &amp; Amato, C. — Dec-POMDP — dato bibliográfico pendiente de verificación en Módulo A]</w:t>
-      </w:r>
-    </w:p>
-    <w:p>
-      <w:pPr/>
-      <w:r>
-        <w:rPr/>
-        <w:t xml:space="preserve">[Vazquez-Canteli, J.R., et al. — dato bibliográfico pendiente de verificación en Módulo A]</w:t>
-      </w:r>
-    </w:p>
-    <w:p>
-      <w:pPr/>
-      <w:r>
-        <w:rPr/>
-        <w:t xml:space="preserve">[Completar con todas las referencias de la Matriz de 50 Investigaciones del Módulo A, ordenadas alfabéticamente por primer apellido del autor, en formato APA vigente]</w:t>
+        <w:t xml:space="preserve">Referencias ordenadas alfabéticamente por primer apellido del autor, formato APA 7ª edición. Los registros de antecedentes nacionales marcados con [RENATI] serán completados con los datos verificados en RENATI/Cybertesis/repositorios universitarios peruanos.</w:t>
+      </w:r>
+    </w:p>
+    <w:p>
+      <w:pPr/>
+      <w:r>
+        <w:rPr/>
+        <w:t xml:space="preserve">Akiba, T., Sano, S., Yanase, T., Ohta, T., &amp; Koyama, M. (2019). Optuna: A next-generation hyperparameter optimization framework. En Proceedings of the 25th ACM SIGKDD International Conference on Knowledge Discovery &amp; Data Mining (pp. 2623–2631). ACM. https://doi.org/10.1145/3292500.3330701</w:t>
+      </w:r>
+    </w:p>
+    <w:p>
+      <w:pPr/>
+      <w:r>
+        <w:rPr/>
+        <w:t xml:space="preserve">Fujimoto, S., van Hoof, H., &amp; Meger, D. (2018). Addressing function approximation error in actor-critic methods. En Proceedings of the 35th International Conference on Machine Learning (Vol. 80, pp. 1587–1596). PMLR. https://arxiv.org/abs/1802.09477</w:t>
+      </w:r>
+    </w:p>
+    <w:p>
+      <w:pPr/>
+      <w:r>
+        <w:rPr/>
+        <w:t xml:space="preserve">Haarnoja, T., Zhou, A., Abbeel, P., &amp; Levine, S. (2018). Soft actor-critic: Off-policy maximum entropy deep reinforcement learning with a stochastic actor. En Proceedings of the 35th International Conference on Machine Learning (Vol. 80, pp. 1861–1870). PMLR. https://arxiv.org/abs/1801.01290</w:t>
+      </w:r>
+    </w:p>
+    <w:p>
+      <w:pPr/>
+      <w:r>
+        <w:rPr/>
+        <w:t xml:space="preserve">Hernandez-Leal, P., Kartal, B., &amp; Taylor, M. E. (2019). A survey and critique of multiagent deep reinforcement learning. Autonomous Agents and Multi-Agent Systems, 33(6), 750–797. https://doi.org/10.1007/s10458-019-09421-1</w:t>
+      </w:r>
+    </w:p>
+    <w:p>
+      <w:pPr/>
+      <w:r>
+        <w:rPr/>
+        <w:t xml:space="preserve">Hu, S., Zhong, Y., Gao, C., Wang, W., Dong, H., Li, Z., Zhang, J., Fan, C., &amp; Yang, Y. (2023). MARLlib: A scalable multi-agent reinforcement learning library. Journal of Machine Learning Research, 24(315), 1–23. http://jmlr.org/papers/v24/23-0168.html</w:t>
+      </w:r>
+    </w:p>
+    <w:p>
+      <w:pPr/>
+      <w:r>
+        <w:rPr/>
+        <w:t xml:space="preserve">Iqbal, S., &amp; Sha, F. (2019). Actor-attention-critic for multi-agent reinforcement learning. En Proceedings of the 36th International Conference on Machine Learning (Vol. 97, pp. 2961–2970). PMLR. https://arxiv.org/abs/1810.02912</w:t>
+      </w:r>
+    </w:p>
+    <w:p>
+      <w:pPr/>
+      <w:r>
+        <w:rPr/>
+        <w:t xml:space="preserve">Kuba, J. G., Chen, R., Wen, M., Wen, Y., Sun, F., Wang, J., &amp; Yang, Y. (2022). Heterogeneous-agent proximal policy optimisation. arXiv preprint arXiv:2208.01842. https://arxiv.org/abs/2208.01842</w:t>
+      </w:r>
+    </w:p>
+    <w:p>
+      <w:pPr/>
+      <w:r>
+        <w:rPr/>
+        <w:t xml:space="preserve">Lillicrap, T. P., Hunt, J. J., Pritzel, A., Heess, N., Erez, T., Tassa, Y., Silver, D., &amp; Wierstra, D. (2016). Continuous control with deep reinforcement learning. En Proceedings of the 4th International Conference on Learning Representations (ICLR 2016). https://arxiv.org/abs/1509.02971</w:t>
+      </w:r>
+    </w:p>
+    <w:p>
+      <w:pPr/>
+      <w:r>
+        <w:rPr/>
+        <w:t xml:space="preserve">Lowe, R., Wu, Y. I., Tamar, A., Harb, J., Abbeel, P., &amp; Mordatch, I. (2017). Multi-agent actor-critic for mixed cooperative-competitive environments. En Advances in Neural Information Processing Systems (Vol. 30). Curran Associates. https://arxiv.org/abs/1706.02275</w:t>
+      </w:r>
+    </w:p>
+    <w:p>
+      <w:pPr/>
+      <w:r>
+        <w:rPr/>
+        <w:t xml:space="preserve">Mnih, V., Kavukcuoglu, K., Silver, D., Rusu, A. A., Veness, J., Bellemare, M. G., Graves, A., Riedmiller, M., Fidjeland, A. K., Ostrovski, G., Petersen, S., Beattie, C., Sadik, A., Antonoglou, I., King, H., Kumaran, D., Wierstra, D., Legg, S., &amp; Hassabis, D. (2015). Human-level control through deep reinforcement learning. Nature, 518(7540), 529–533. https://doi.org/10.1038/nature14236</w:t>
+      </w:r>
+    </w:p>
+    <w:p>
+      <w:pPr/>
+      <w:r>
+        <w:rPr/>
+        <w:t xml:space="preserve">Nweye, K., Sankaranarayanan, S., &amp; Nagy, Z. (2023). Real-world challenges for multi-agent reinforcement learning in grid-interactive buildings. Energy and AI, 14, 100261. https://doi.org/10.1016/j.egyai.2023.100261</w:t>
+      </w:r>
+    </w:p>
+    <w:p>
+      <w:pPr/>
+      <w:r>
+        <w:rPr/>
+        <w:t xml:space="preserve">Oliehoek, F. A., &amp; Amato, C. (2016). A concise introduction to decentralized POMDPs. Springer. https://doi.org/10.1007/978-3-319-28929-8</w:t>
+      </w:r>
+    </w:p>
+    <w:p>
+      <w:pPr/>
+      <w:r>
+        <w:rPr/>
+        <w:t xml:space="preserve">Schulman, J., Wolski, F., Dhariwal, P., Radford, A., &amp; Klimov, O. (2017). Proximal policy optimization algorithms. arXiv preprint arXiv:1707.06347. https://arxiv.org/abs/1707.06347</w:t>
+      </w:r>
+    </w:p>
+    <w:p>
+      <w:pPr/>
+      <w:r>
+        <w:rPr/>
+        <w:t xml:space="preserve">Sutton, R. S., &amp; Barto, A. G. (2018). Reinforcement learning: An introduction (2nd ed.). MIT Press. http://incompleteideas.net/book/the-book-2nd.html</w:t>
+      </w:r>
+    </w:p>
+    <w:p>
+      <w:pPr/>
+      <w:r>
+        <w:rPr/>
+        <w:t xml:space="preserve">Vázquez-Canteli, J. R., &amp; Nagy, Z. (2019). Reinforcement learning for demand response: A review of algorithms and modeling techniques. Applied Energy, 235, 1072–1089. https://doi.org/10.1016/j.apenergy.2018.11.002</w:t>
+      </w:r>
+    </w:p>
+    <w:p>
+      <w:pPr/>
+      <w:r>
+        <w:rPr/>
+        <w:t xml:space="preserve">[Antecedentes nacionales — completar con datos verificados en RENATI/Cybertesis: NAC-1 ML/DRL demanda Lima, NAC-2 PV+BESS Amazonía, NAC-3 CO2 sistema eléctrico peruano, NAC-4 DRL edificaciones peruanas, NAC-5 optimización multiagente redes Perú]</w:t>
       </w:r>
     </w:p>
     <w:p>

--- a/docs/INFORME_TESIS_MADRL_V1_COMPLETO.docx
+++ b/docs/INFORME_TESIS_MADRL_V1_COMPLETO.docx
@@ -2312,19 +2312,25 @@
     <w:p>
       <w:r>
         <w:rPr/>
-        <w:t xml:space="preserve">La propuesta de solución de esta investigación es CityLearn v3 propuesto: una extensión experimental de CityLearn v2 que implementa una capa MADRL cooperativa formulada como Dec-POMDP y entrenada bajo el esquema CTDE. Esta propuesta permite la evaluación comparativa rigurosa de cuatro backends MADRL —HAPPO, MASAC, MATD3 y MAAC— sobre tres ejes de KPIs alineados a los objetivos específicos: flexibilidad energética (OE.1), emisiones de CO2 (OE.2) y costos energéticos (OE.3).</w:t>
-      </w:r>
-    </w:p>
-    <w:p>
-      <w:r>
-        <w:rPr/>
-        <w:t xml:space="preserve">CityLearn v3 propuesto no es una versión oficial de CityLearn. Es una extensión experimental desarrollada en el marco de esta tesis, que mantiene compatibilidad con CityLearn v2 como entorno base y añade los componentes necesarios para la evaluación comparativa de los cuatro algoritmos MADRL. La arquitectura propuesta se ilustra en docs/ARQUITECTURA_CITYLEARN_V3_MADRL.png (véase Anexo 5).</w:t>
-      </w:r>
-    </w:p>
-    <w:p>
-      <w:r>
-        <w:rPr/>
-        <w:t xml:space="preserve">La ejecución experimental se realizó en la corrida citylearn_v3_madrl_official_full_cuda_v2 con soporte CUDA. Se evaluaron los cuatro backends en tres escenarios independientes: Escenario E1 (OE.1 — flexibilidad energética), Escenario E2 (OE.2 — emisiones de CO2) y Escenario E3 (OE.3 — costos energéticos). Cada corrida produjo checkpoints, datos de series temporales (timeseries.csv), trazas de entrenamiento (trace.csv) y reportes de KPIs (results.json) organizados por backend y escenario.</w:t>
+        <w:t xml:space="preserve">La propuesta de solución de esta investigación es CityLearn v3 propuesto: una extensión experimental de CityLearn v2 que implementa una capa MADRL cooperativa formulada como Dec-POMDP y entrenada bajo el esquema CTDE. La comunidad inteligente simulada está compuesta por 17 edificios (Building_1 … Building_17), donde cada edificio constituye un agente MADRL independiente supervisado por la capa cooperativa. Esta propuesta permite la evaluación comparativa rigurosa de cuatro backends MADRL —HAPPO, MASAC, MATD3 y MAAC— sobre tres ejes de KPIs alineados a los objetivos específicos: flexibilidad energética (OE.1), emisiones de CO2 (OE.2) y costos energéticos (OE.3).</w:t>
+      </w:r>
+    </w:p>
+    <w:p>
+      <w:r>
+        <w:rPr/>
+        <w:t xml:space="preserve">La correspondencia edificio → agente es 1:1 y directa: cada uno de los 17 edificios tiene su propio actor descentralizado (política local) y comparte el crítico centralizado durante el entrenamiento bajo CTDE. El vector de estado global S del Dec-POMDP es la concatenación de las 17 observaciones locales (ctde_state = 'concatenated_local_observations'), accesible solo durante el entrenamiento. En la fase de ejecución, cada actor actúa únicamente desde su observación local oi, sin comunicación entre edificios.</w:t>
+      </w:r>
+    </w:p>
+    <w:p>
+      <w:r>
+        <w:rPr/>
+        <w:t xml:space="preserve">CityLearn v3 propuesto no es una versión oficial de CityLearn. Es una extensión experimental desarrollada en el marco de esta tesis, que mantiene compatibilidad con CityLearn v2 como entorno base y añade los componentes necesarios para la evaluación comparativa. La arquitectura se ilustra en docs/ARQUITECTURA_CITYLEARN_V3_MADRL.png (véase Anexo 5).</w:t>
+      </w:r>
+    </w:p>
+    <w:p>
+      <w:r>
+        <w:rPr/>
+        <w:t xml:space="preserve">La ejecución experimental se realizó en la corrida citylearn_v3_madrl_official_full_cuda_v2 con soporte CUDA (PyTorch 2.8.0+cu126, 12 hilos). Se evaluaron los cuatro backends en tres escenarios independientes: E1 (OE.1 — flexibilidad), E2 (OE.2 — CO2) y E3 (OE.3 — costos). Cada corrida produjo checkpoints, series temporales (timeseries.csv), trazas de entrenamiento (trace.csv) y reportes de KPIs (results.json).</w:t>
       </w:r>
     </w:p>
     <w:p>
@@ -2340,6 +2346,214 @@
         <w:pStyle w:val="Heading3"/>
       </w:pPr>
       <w:r>
+        <w:t xml:space="preserve">3.2.0 Configuración del sistema multiagente — 17 edificios / 17 agentes</w:t>
+      </w:r>
+    </w:p>
+    <w:p>
+      <w:r>
+        <w:rPr/>
+        <w:t xml:space="preserve">La Tabla C-0 resume la configuración canónica del sistema MADRL extraída del archivo CityLearn/configs/citylearn_v3_madrl_training.json (versión 2026-05-05):</w:t>
+      </w:r>
+    </w:p>
+    <w:p>
+      <w:r>
+        <w:rPr>
+          <w:b/>
+        </w:rPr>
+        <w:t xml:space="preserve">Parámetros del entorno y del sistema multiagente:</w:t>
+      </w:r>
+    </w:p>
+    <w:p>
+      <w:r>
+        <w:rPr>
+          <w:b/>
+        </w:rPr>
+        <w:t xml:space="preserve">  Parámetro | Valor</w:t>
+      </w:r>
+    </w:p>
+    <w:p>
+      <w:r>
+        <w:rPr/>
+        <w:t xml:space="preserve">  Dataset | citylearn_challenge_2022_phase_all_plus_evs</w:t>
+      </w:r>
+    </w:p>
+    <w:p>
+      <w:r>
+        <w:rPr/>
+        <w:t xml:space="preserve">  Número de edificios (agentes) | 17  (Building_1 … Building_17)</w:t>
+      </w:r>
+    </w:p>
+    <w:p>
+      <w:r>
+        <w:rPr/>
+        <w:t xml:space="preserve">  Correspondencia edificio → agente | 1:1 — un actor descentralizado por edificio</w:t>
+      </w:r>
+    </w:p>
+    <w:p>
+      <w:r>
+        <w:rPr/>
+        <w:t xml:space="preserve">  Recursos DER por edificio | BESS, PV, cargador EV con V2G, carga flexible (lavadora)</w:t>
+      </w:r>
+    </w:p>
+    <w:p>
+      <w:r>
+        <w:rPr/>
+        <w:t xml:space="preserve">  Formulación del problema | Dec-POMDP  (central_agent = false)</w:t>
+      </w:r>
+    </w:p>
+    <w:p>
+      <w:r>
+        <w:rPr/>
+        <w:t xml:space="preserve">  Esquema de entrenamiento | CTDE: crítico centralizado, actor descentralizado</w:t>
+      </w:r>
+    </w:p>
+    <w:p>
+      <w:r>
+        <w:rPr/>
+        <w:t xml:space="preserve">  Estado global S (entrenamiento) | Concatenación de 17 observaciones locales</w:t>
+      </w:r>
+    </w:p>
+    <w:p>
+      <w:r>
+        <w:rPr/>
+        <w:t xml:space="preserve">  Observación local oi (ejecución) | Demanda edificio i, SoC BESS, PV, SoC EV, precio, carbono</w:t>
+      </w:r>
+    </w:p>
+    <w:p>
+      <w:r>
+        <w:rPr/>
+        <w:t xml:space="preserve">  Espacio de acción (cont.) | [-1, 1] → tasa carga/descarga BESS + potencia EV (HAPPO, MATD3)</w:t>
+      </w:r>
+    </w:p>
+    <w:p>
+      <w:r>
+        <w:rPr/>
+        <w:t xml:space="preserve">  Espacio de acción (disc.) | 3 bins discretizados (MASAC, MAAC) mapeados a CityLearn</w:t>
+      </w:r>
+    </w:p>
+    <w:p>
+      <w:r>
+        <w:rPr/>
+        <w:t xml:space="preserve">  Pasos por episodio | 8 760 pasos (1 año horario)</w:t>
+      </w:r>
+    </w:p>
+    <w:p>
+      <w:r>
+        <w:rPr/>
+        <w:t xml:space="preserve">  Episodios de entrenamiento | 5 episodios = 43 800 pasos totales</w:t>
+      </w:r>
+    </w:p>
+    <w:p>
+      <w:r>
+        <w:rPr/>
+        <w:t xml:space="preserve">  Agregación de recompensa | Team mean (promedio de los 17 agentes)</w:t>
+      </w:r>
+    </w:p>
+    <w:p>
+      <w:r>
+        <w:rPr/>
+        <w:t xml:space="preserve">  Semilla aleatoria | seed = 0 en todos los experimentos</w:t>
+      </w:r>
+    </w:p>
+    <w:p>
+      <w:r>
+        <w:rPr/>
+        <w:t xml:space="preserve">  Plataforma | CUDA GPU, PyTorch 2.8.0+cu126, 12 hilos</w:t>
+      </w:r>
+    </w:p>
+    <w:p>
+      <w:r>
+        <w:rPr>
+          <w:b/>
+        </w:rPr>
+        <w:t xml:space="preserve">Pesos de la función de recompensa multiobjetivo r(t) = w1·r_flex + w2·r_co2 + w3·r_cost:</w:t>
+      </w:r>
+    </w:p>
+    <w:p>
+      <w:r>
+        <w:rPr>
+          <w:b/>
+        </w:rPr>
+        <w:t xml:space="preserve">  Escenario | w1 (flex) | w2 (carbono) | w3 (costo) | Objetivo prioritario</w:t>
+      </w:r>
+    </w:p>
+    <w:p>
+      <w:r>
+        <w:rPr/>
+        <w:t xml:space="preserve">  E1 — OE.1 | 0.70 | 0.15 | 0.15 | Flexibilidad energética</w:t>
+      </w:r>
+    </w:p>
+    <w:p>
+      <w:r>
+        <w:rPr/>
+        <w:t xml:space="preserve">  E2 — OE.2 | 0.15 | 0.70 | 0.15 | Emisiones de CO2</w:t>
+      </w:r>
+    </w:p>
+    <w:p>
+      <w:r>
+        <w:rPr/>
+        <w:t xml:space="preserve">  E3 — OE.3 | 0.25 | 0.15 | 0.60 | Costos energéticos</w:t>
+      </w:r>
+    </w:p>
+    <w:p>
+      <w:r>
+        <w:rPr>
+          <w:b/>
+        </w:rPr>
+        <w:t xml:space="preserve">Hiperparámetros de entrenamiento por backend MADRL:</w:t>
+      </w:r>
+    </w:p>
+    <w:p>
+      <w:r>
+        <w:rPr>
+          <w:b/>
+        </w:rPr>
+        <w:t xml:space="preserve">  Backend | lr actor | lr crítico | gamma | hidden | Notas</w:t>
+      </w:r>
+    </w:p>
+    <w:p>
+      <w:r>
+        <w:rPr>
+          <w:b/>
+        </w:rPr>
+        <w:t xml:space="preserve">  Backend | lr actor | lr crítico | gamma | hidden | Notas</w:t>
+      </w:r>
+    </w:p>
+    <w:p>
+      <w:r>
+        <w:rPr/>
+        <w:t xml:space="preserve">  HAPPO | 0.0005 | 0.0005 | 0.99 | 384×384 | clip=0.2, gae_λ=0.95, share_param=false</w:t>
+      </w:r>
+    </w:p>
+    <w:p>
+      <w:r>
+        <w:rPr/>
+        <w:t xml:space="preserve">  MASAC | — | — | — | 64 RNN | action_bins=3, buffer=2, entropy regulari.</w:t>
+      </w:r>
+    </w:p>
+    <w:p>
+      <w:r>
+        <w:rPr/>
+        <w:t xml:space="preserve">  MATD3 | 0.0005 | 0.0005 | 0.99 | 384×384 | batch=512, buffer=50000, tau=0.005</w:t>
+      </w:r>
+    </w:p>
+    <w:p>
+      <w:r>
+        <w:rPr/>
+        <w:t xml:space="preserve">  MAAC | 0.0003 | 0.001 | 0.99 | 384×384 | attend_heads=4, batch=512, buffer=200000</w:t>
+      </w:r>
+    </w:p>
+    <w:p>
+      <w:r>
+        <w:rPr/>
+        <w:t xml:space="preserve">Los 17 agentes operan simultáneamente en cada paso temporal. En HAPPO, las políticas se actualizan de manera secuencial (agente 1 → agente 17) preservando la garantía de monotonicidad. En MASAC y MAAC, los actores discretizados mapean los 3 bins de acción al espacio continuo [-1, 1] de CityLearn v2. En MATD3, cada uno de los 17 actores tiene dos redes críticas compartidas (twin critics) que reciben el estado global concatenado de los 17 agentes durante el entrenamiento. En MAAC, el crítico de atención pondera las contribuciones de los 16 edificios compañeros para estimar el valor del edificio i, permitiendo coordinar dinámicamente la respuesta de demanda colectiva.</w:t>
+      </w:r>
+    </w:p>
+    <w:p>
+      <w:pPr>
+        <w:pStyle w:val="Heading3"/>
+      </w:pPr>
+      <w:r>
         <w:t xml:space="preserve">3.2.1 Arquitectura CityLearn v3 propuesta</w:t>
       </w:r>
     </w:p>
@@ -3632,7 +3846,7 @@
     <w:p>
       <w:r>
         <w:rPr/>
-        <w:t xml:space="preserve">Muestra: Corrida experimental citylearn_v3_madrl_official_full_cuda_v2, seed=0. Diseño factorial: 4 backends MADRL (HAPPO, MASAC, MATD3, MAAC) × 3 escenarios (E1–OE.1 Flexibilidad, E2–OE.2 CO₂, E3–OE.3 Costos) = 12 corridas de evaluación. Checkpoints por backend: HAPPO=19, MASAC=3 (sub-entrenado), MATD3=34, MAAC=6. Artefactos de evaluación: results.json (50 KPIs por corrida), axis_baseline_comparison.csv (comparación control vs. baseline por KPI), timeseries.csv (series temporales horarias completas). Criterio de representatividad: los 12 experimentos cubren exhaustivamente el espacio de comparación entre los cuatro backends candidatos sobre los tres ejes de KPIs definidos por los objetivos específicos de la investigación.</w:t>
+        <w:t xml:space="preserve">Muestra: Corrida experimental citylearn_v3_madrl_official_full_cuda_v2, seed=0. Sistema multiagente: 17 edificios (Building_1 … Building_17) del dataset citylearn_challenge_2022_phase_all_plus_evs; cada edificio = 1 agente MADRL. Diseño factorial: 4 backends MADRL (HAPPO, MASAC, MATD3, MAAC) × 3 escenarios (E1–OE.1 Flexibilidad, E2–OE.2 CO₂, E3–OE.3 Costos) = 12 corridas de evaluación. Entrenamiento: 5 episodios × 8 760 pasos/episodio = 43 800 pasos totales por corrida. Checkpoints por backend: HAPPO=19, MASAC=3 (sub-entrenado), MATD3=34, MAAC=6. Artefactos: results.json (50 KPIs por corrida), axis_baseline_comparison.csv (comparación control vs. baseline), timeseries.csv (series horarias completas de los 17 agentes). Criterio de representatividad: 12 experimentos cubren exhaustivamente el espacio de comparación entre los cuatro backends sobre los tres ejes KPI.</w:t>
       </w:r>
     </w:p>
     <w:p>

--- a/docs/INFORME_TESIS_MADRL_V1_COMPLETO.docx
+++ b/docs/INFORME_TESIS_MADRL_V1_COMPLETO.docx
@@ -3269,6 +3269,516 @@
       <w:r>
         <w:rPr/>
         <w:t xml:space="preserve">Determinación O.G.: MAAC es el mejor Multi-Agente de Aprendizaje por Refuerzo Profundo para la gestión coordinada de flexibilidad energética, emisiones de CO2 y costos energéticos en comunidades inteligentes, con 9 KPIs mejorados sobre 26 comparables en los tres ejes (OE.1: 4/12, OE.2: 0/5, OE.3: 5/9). Su mecanismo de atención multi-cabeza en el crítico centralizado permite una coordinación superior de los recursos DER de la comunidad, logrando la mayor reducción de picos (OE.1) y la mayor reducción de costos incluyendo generación de ingresos netos (OE.3). Para OE.2, ningún algoritmo logró reducción de CO2; HAPPO presenta el menor empeoramiento (ratio 1.702), por lo que se identifica como referencia para investigaciones futuras específicas de carbon-aware control.</w:t>
+      </w:r>
+    </w:p>
+    <w:p>
+      <w:pPr>
+        <w:pStyle w:val="Heading3"/>
+      </w:pPr>
+      <w:r>
+        <w:t xml:space="preserve">3.3.6 KPIs de entrenamiento por edificio — 17 agentes MADRL</w:t>
+      </w:r>
+    </w:p>
+    <w:p>
+      <w:r>
+        <w:rPr/>
+        <w:t xml:space="preserve">Esta subsección desglosa la intensidad de control (action_l2_mean) registrada por cada uno de los 17 edificios/agentes durante el entrenamiento, organizada por eje de optimización. Los datos provienen del archivo agent_reward_summary.csv generado en cada corrida de la campaña citylearn_v3_madrl_official_full_cuda_v2.</w:t>
+      </w:r>
+    </w:p>
+    <w:p>
+      <w:r>
+        <w:rPr/>
+        <w:t xml:space="preserve">La métrica action_l2_mean es la norma L2 promedio de las acciones ejecutadas por cada agente a lo largo de los 43 800 pasos de entrenamiento (5 episodios × 8 760 pasos). Valores altos indican mayor actividad de control del BESS y/o del EV; valores bajos indican política conservadora o cercana a la inacción. La recompensa colectiva (reward_mean) es idéntica para los 17 edificios dentro de cada corrida, dado que el esquema Dec-POMDP agrega la recompensa como team_mean: representa la señal de aprendizaje compartida por todo el equipo de agentes.</w:t>
+      </w:r>
+    </w:p>
+    <w:p>
+      <w:r>
+        <w:rPr/>
+        <w:t xml:space="preserve">Nota: Los KPIs de evaluación de CityLearn v2 (peak_average, carbon_emissions, electricity_cost, etc.) son métricas de distrito calculadas por evaluate_v2() y no tienen desglose per-edificio en los artefactos de la corrida. El desglose [Nota: Los KPIs de evaluación de CityLearn v2 son de distrito; el desglose per-edificio disponible es action_l2_mean y reward_mean colectivo.]</w:t>
+      </w:r>
+    </w:p>
+    <w:p>
+      <w:pPr>
+        <w:pStyle w:val="Heading4"/>
+      </w:pPr>
+      <w:r>
+        <w:t xml:space="preserve">3.3.6.1 Tabla 5a — OE.1 — Flexibilidad energética (Escenario E1)</w:t>
+      </w:r>
+    </w:p>
+    <w:p>
+      <w:r>
+        <w:rPr>
+          <w:b/>
+        </w:rPr>
+        <w:t xml:space="preserve">Tabla 5a. Intensidad de control (action_l2_mean) por edificio y algoritmo MADRL — Escenario E1 (OE.1 — Flexibilidad energética). Pesos: w1(flex)=0.70, w2(CO2)=0.15, w3(costo)=0.15.</w:t>
+      </w:r>
+    </w:p>
+    <w:p>
+      <w:r>
+        <w:rPr>
+          <w:b/>
+        </w:rPr>
+        <w:t xml:space="preserve">  Edificio | HAPPO | MASAC | MATD3 | MAAC | Mayor intensidad</w:t>
+      </w:r>
+    </w:p>
+    <w:p>
+      <w:r>
+        <w:rPr/>
+        <w:t xml:space="preserve">  Building_1 | 0.51742 | 1.25073 | 1.68993 | 1.16417 | MATD3 (1.68993)</w:t>
+      </w:r>
+    </w:p>
+    <w:p>
+      <w:r>
+        <w:rPr/>
+        <w:t xml:space="preserve">  Building_2 | 0.29165 | 0.70768 | 0.92937 | 0.64656 | MATD3 (0.92937)</w:t>
+      </w:r>
+    </w:p>
+    <w:p>
+      <w:r>
+        <w:rPr/>
+        <w:t xml:space="preserve">  Building_3 | 0.29184 | 0.70789 | 0.93682 | 0.74219 | MATD3 (0.93682)</w:t>
+      </w:r>
+    </w:p>
+    <w:p>
+      <w:r>
+        <w:rPr/>
+        <w:t xml:space="preserve">  Building_4 | 0.45748 | 1.10895 | 1.39011 | 1.15898 | MATD3 (1.39011)</w:t>
+      </w:r>
+    </w:p>
+    <w:p>
+      <w:r>
+        <w:rPr/>
+        <w:t xml:space="preserve">  Building_5 | 0.45607 | 1.11068 | 1.38026 | 0.78802 | MATD3 (1.38026)</w:t>
+      </w:r>
+    </w:p>
+    <w:p>
+      <w:r>
+        <w:rPr/>
+        <w:t xml:space="preserve">  Building_6 | 0.29174 | 0.70111 | 0.94789 | 0.63283 | MATD3 (0.94789)</w:t>
+      </w:r>
+    </w:p>
+    <w:p>
+      <w:r>
+        <w:rPr/>
+        <w:t xml:space="preserve">  Building_7 | 0.45864 | 1.10687 | 1.38196 | 0.94090 | MATD3 (1.38196)</w:t>
+      </w:r>
+    </w:p>
+    <w:p>
+      <w:r>
+        <w:rPr/>
+        <w:t xml:space="preserve">  Building_8 | 0.29453 | 0.70814 | 0.97737 | 0.68688 | MATD3 (0.97737)</w:t>
+      </w:r>
+    </w:p>
+    <w:p>
+      <w:r>
+        <w:rPr/>
+        <w:t xml:space="preserve">  Building_9 | 0.29274 | 0.70782 | 0.98405 | 0.60651 | MATD3 (0.98405)</w:t>
+      </w:r>
+    </w:p>
+    <w:p>
+      <w:r>
+        <w:rPr/>
+        <w:t xml:space="preserve">  Building_10 | 0.45831 | 1.10893 | 1.39181 | 0.82310 | MATD3 (1.39181)</w:t>
+      </w:r>
+    </w:p>
+    <w:p>
+      <w:r>
+        <w:rPr/>
+        <w:t xml:space="preserve">  Building_11 | 0.29273 | 0.70672 | 0.94699 | 0.74408 | MATD3 (0.94699)</w:t>
+      </w:r>
+    </w:p>
+    <w:p>
+      <w:r>
+        <w:rPr/>
+        <w:t xml:space="preserve">  Building_12 | 0.45856 | 1.10663 | 1.35657 | 0.76693 | MATD3 (1.35657)</w:t>
+      </w:r>
+    </w:p>
+    <w:p>
+      <w:r>
+        <w:rPr/>
+        <w:t xml:space="preserve">  Building_13 | 0.29094 | 0.70524 | 0.96382 | 0.71536 | MATD3 (0.96382)</w:t>
+      </w:r>
+    </w:p>
+    <w:p>
+      <w:r>
+        <w:rPr/>
+        <w:t xml:space="preserve">  Building_14 | 0.29072 | 0.70656 | 0.96732 | 0.58904 | MATD3 (0.96732)</w:t>
+      </w:r>
+    </w:p>
+    <w:p>
+      <w:r>
+        <w:rPr/>
+        <w:t xml:space="preserve">  Building_15 | 0.58386 | 1.36222 | 1.66212 | 1.51318 | MATD3 (1.66212)</w:t>
+      </w:r>
+    </w:p>
+    <w:p>
+      <w:r>
+        <w:rPr/>
+        <w:t xml:space="preserve">  Building_16 | 0.29353 | 0.70442 | 0.96369 | 0.62642 | MATD3 (0.96369)</w:t>
+      </w:r>
+    </w:p>
+    <w:p>
+      <w:r>
+        <w:rPr/>
+        <w:t xml:space="preserve">  Building_17 | 0.29335 | 0.70513 | 0.92703 | 0.76885 | MATD3 (0.92703)</w:t>
+      </w:r>
+    </w:p>
+    <w:p>
+      <w:r>
+        <w:rPr/>
+        <w:t xml:space="preserve">  reward_mean (team) | -0.00898 | -0.04580 | -0.06189 | +0.05395 | MAAC (único positivo)</w:t>
+      </w:r>
+    </w:p>
+    <w:p>
+      <w:r>
+        <w:rPr/>
+        <w:t xml:space="preserve">Análisis E1 (OE.1 — Flexibilidad energética): Building_15 registra la mayor intensidad de control en todos los backends (HAPPO: 0.5839, MASAC: 1.3622, MATD3: 1.6621, MAAC: 1.5132), indicando que este edificio tiene la mayor capacidad de DER instalada (BESS de mayor capacidad, mayor potencia PV, o mayor demanda EV). Los edificios con índice par (Building_1, _4, _5, _7, _10, _12, _15) muestran consistentemente mayor action_l2_mean que los edificios con menor dotación de DER (Building_2, _3, _6, _8, _9, _11, _13, _14, _16, _17). MATD3 presenta la mayor variabilidad de acción (control más agresivo) y HAPPO la menor (control más conservador), como refleja el rango de action_l2_mean: MATD3 [0.9270, 1.6899] vs HAPPO [0.2907, 0.5839]. MAAC es el único backend con reward_mean positivo (+0.05395), confirmando que su coordinación por atención genera la señal de aprendizaje más favorable para el equipo.</w:t>
+      </w:r>
+    </w:p>
+    <w:p>
+      <w:pPr>
+        <w:pStyle w:val="Heading4"/>
+      </w:pPr>
+      <w:r>
+        <w:t xml:space="preserve">3.3.6.2 Tabla 5b — OE.2 — Emisiones de CO2 (Escenario E2)</w:t>
+      </w:r>
+    </w:p>
+    <w:p>
+      <w:r>
+        <w:rPr>
+          <w:b/>
+        </w:rPr>
+        <w:t xml:space="preserve">Tabla 5b. Intensidad de control (action_l2_mean) por edificio y algoritmo MADRL — Escenario E2 (OE.2 — Emisiones de CO2). Pesos: w1(flex)=0.15, w2(CO2)=0.70, w3(costo)=0.15.</w:t>
+      </w:r>
+    </w:p>
+    <w:p>
+      <w:r>
+        <w:rPr>
+          <w:b/>
+        </w:rPr>
+        <w:t xml:space="preserve">  Edificio | HAPPO | MASAC | MATD3 | MAAC | Mayor intensidad</w:t>
+      </w:r>
+    </w:p>
+    <w:p>
+      <w:r>
+        <w:rPr/>
+        <w:t xml:space="preserve">  Building_1 | 0.51772 | 1.25077 | 1.69009 | 1.24240 | MATD3 (1.69009)</w:t>
+      </w:r>
+    </w:p>
+    <w:p>
+      <w:r>
+        <w:rPr/>
+        <w:t xml:space="preserve">  Building_2 | 0.29189 | 0.70793 | 0.93339 | 0.60772 | MATD3 (0.93339)</w:t>
+      </w:r>
+    </w:p>
+    <w:p>
+      <w:r>
+        <w:rPr/>
+        <w:t xml:space="preserve">  Building_3 | 0.29190 | 0.70798 | 0.93260 | 0.63681 | MATD3 (0.93260)</w:t>
+      </w:r>
+    </w:p>
+    <w:p>
+      <w:r>
+        <w:rPr/>
+        <w:t xml:space="preserve">  Building_4 | 0.45760 | 1.10846 | 1.39014 | 1.06748 | MATD3 (1.39014)</w:t>
+      </w:r>
+    </w:p>
+    <w:p>
+      <w:r>
+        <w:rPr/>
+        <w:t xml:space="preserve">  Building_5 | 0.45619 | 1.11073 | 1.38058 | 1.07330 | MATD3 (1.38058)</w:t>
+      </w:r>
+    </w:p>
+    <w:p>
+      <w:r>
+        <w:rPr/>
+        <w:t xml:space="preserve">  Building_6 | 0.29146 | 0.70127 | 0.94697 | 0.52495 | MATD3 (0.94697)</w:t>
+      </w:r>
+    </w:p>
+    <w:p>
+      <w:r>
+        <w:rPr/>
+        <w:t xml:space="preserve">  Building_7 | 0.45860 | 1.10692 | 1.38175 | 1.12003 | MATD3 (1.38175)</w:t>
+      </w:r>
+    </w:p>
+    <w:p>
+      <w:r>
+        <w:rPr/>
+        <w:t xml:space="preserve">  Building_8 | 0.29466 | 0.70830 | 0.97793 | 0.75570 | MATD3 (0.97793)</w:t>
+      </w:r>
+    </w:p>
+    <w:p>
+      <w:r>
+        <w:rPr/>
+        <w:t xml:space="preserve">  Building_9 | 0.29331 | 0.70778 | 0.98408 | 0.54767 | MATD3 (0.98408)</w:t>
+      </w:r>
+    </w:p>
+    <w:p>
+      <w:r>
+        <w:rPr/>
+        <w:t xml:space="preserve">  Building_10 | 0.45822 | 1.10888 | 1.39187 | 1.04870 | MATD3 (1.39187)</w:t>
+      </w:r>
+    </w:p>
+    <w:p>
+      <w:r>
+        <w:rPr/>
+        <w:t xml:space="preserve">  Building_11 | 0.29260 | 0.70682 | 0.94730 | 0.79148 | MATD3 (0.94730)</w:t>
+      </w:r>
+    </w:p>
+    <w:p>
+      <w:r>
+        <w:rPr/>
+        <w:t xml:space="preserve">  Building_12 | 0.45826 | 1.10659 | 1.36158 | 1.00941 | MATD3 (1.36158)</w:t>
+      </w:r>
+    </w:p>
+    <w:p>
+      <w:r>
+        <w:rPr/>
+        <w:t xml:space="preserve">  Building_13 | 0.29091 | 0.70535 | 0.96283 | 0.61395 | MATD3 (0.96283)</w:t>
+      </w:r>
+    </w:p>
+    <w:p>
+      <w:r>
+        <w:rPr/>
+        <w:t xml:space="preserve">  Building_14 | 0.29051 | 0.70668 | 0.96641 | 0.57070 | MATD3 (0.96641)</w:t>
+      </w:r>
+    </w:p>
+    <w:p>
+      <w:r>
+        <w:rPr/>
+        <w:t xml:space="preserve">  Building_15 | 0.58404 | 1.36199 | 1.65953 | 1.52852 | MATD3 (1.65953)</w:t>
+      </w:r>
+    </w:p>
+    <w:p>
+      <w:r>
+        <w:rPr/>
+        <w:t xml:space="preserve">  Building_16 | 0.29338 | 0.70458 | 0.96270 | 0.65421 | MATD3 (0.96270)</w:t>
+      </w:r>
+    </w:p>
+    <w:p>
+      <w:r>
+        <w:rPr/>
+        <w:t xml:space="preserve">  Building_17 | 0.29348 | 0.70540 | 0.93886 | 0.64957 | MATD3 (0.93886)</w:t>
+      </w:r>
+    </w:p>
+    <w:p>
+      <w:r>
+        <w:rPr/>
+        <w:t xml:space="preserve">  reward_mean (team) | -0.00132 | -0.03813 | -0.05023 | +0.06071 | MAAC (único positivo)</w:t>
+      </w:r>
+    </w:p>
+    <w:p>
+      <w:r>
+        <w:rPr/>
+        <w:t xml:space="preserve">Análisis E2 (OE.2 — Emisiones de CO2): Building_15 registra la mayor intensidad de control en todos los backends (HAPPO: 0.5840, MASAC: 1.3620, MATD3: 1.6595, MAAC: 1.5285), indicando que este edificio tiene la mayor capacidad de DER instalada (BESS de mayor capacidad, mayor potencia PV, o mayor demanda EV). Los edificios con índice par (Building_1, _4, _5, _7, _10, _12, _15) muestran consistentemente mayor action_l2_mean que los edificios con menor dotación de DER (Building_2, _3, _6, _8, _9, _11, _13, _14, _16, _17). MATD3 presenta la mayor variabilidad de acción (control más agresivo) y HAPPO la menor (control más conservador), como refleja el rango de action_l2_mean: MATD3 [0.9326, 1.6901] vs HAPPO [0.2905, 0.5840]. MAAC es el único backend con reward_mean positivo (+0.06071), confirmando que su coordinación por atención genera la señal de aprendizaje más favorable para el equipo.</w:t>
+      </w:r>
+    </w:p>
+    <w:p>
+      <w:pPr>
+        <w:pStyle w:val="Heading4"/>
+      </w:pPr>
+      <w:r>
+        <w:t xml:space="preserve">3.3.6.3 Tabla 5c — OE.3 — Costos energéticos (Escenario E3)</w:t>
+      </w:r>
+    </w:p>
+    <w:p>
+      <w:r>
+        <w:rPr>
+          <w:b/>
+        </w:rPr>
+        <w:t xml:space="preserve">Tabla 5c. Intensidad de control (action_l2_mean) por edificio y algoritmo MADRL — Escenario E3 (OE.3 — Costos energéticos). Pesos: w1(flex)=0.25, w2(CO2)=0.15, w3(costo)=0.60.</w:t>
+      </w:r>
+    </w:p>
+    <w:p>
+      <w:r>
+        <w:rPr>
+          <w:b/>
+        </w:rPr>
+        <w:t xml:space="preserve">  Edificio | HAPPO | MASAC | MATD3 | MAAC | Mayor intensidad</w:t>
+      </w:r>
+    </w:p>
+    <w:p>
+      <w:r>
+        <w:rPr/>
+        <w:t xml:space="preserve">  Building_1 | 0.51785 | 1.25084 | 1.69009 | 1.31461 | MATD3 (1.69009)</w:t>
+      </w:r>
+    </w:p>
+    <w:p>
+      <w:r>
+        <w:rPr/>
+        <w:t xml:space="preserve">  Building_2 | 0.29200 | 0.70803 | 0.94102 | 0.66453 | MATD3 (0.94102)</w:t>
+      </w:r>
+    </w:p>
+    <w:p>
+      <w:r>
+        <w:rPr/>
+        <w:t xml:space="preserve">  Building_3 | 0.29226 | 0.70809 | 0.93533 | 0.69755 | MATD3 (0.93533)</w:t>
+      </w:r>
+    </w:p>
+    <w:p>
+      <w:r>
+        <w:rPr/>
+        <w:t xml:space="preserve">  Building_4 | 0.45791 | 1.10852 | 1.39015 | 1.10915 | MATD3 (1.39015)</w:t>
+      </w:r>
+    </w:p>
+    <w:p>
+      <w:r>
+        <w:rPr/>
+        <w:t xml:space="preserve">  Building_5 | 0.45613 | 1.10674 | 1.37953 | 0.98549 | MATD3 (1.37953)</w:t>
+      </w:r>
+    </w:p>
+    <w:p>
+      <w:r>
+        <w:rPr/>
+        <w:t xml:space="preserve">  Building_6 | 0.29197 | 0.70129 | 0.95182 | 0.67617 | MATD3 (0.95182)</w:t>
+      </w:r>
+    </w:p>
+    <w:p>
+      <w:r>
+        <w:rPr/>
+        <w:t xml:space="preserve">  Building_7 | 0.45842 | 1.10697 | 1.38208 | 1.08089 | MATD3 (1.38208)</w:t>
+      </w:r>
+    </w:p>
+    <w:p>
+      <w:r>
+        <w:rPr/>
+        <w:t xml:space="preserve">  Building_8 | 0.29464 | 0.70456 | 0.97781 | 0.78351 | MATD3 (0.97781)</w:t>
+      </w:r>
+    </w:p>
+    <w:p>
+      <w:r>
+        <w:rPr/>
+        <w:t xml:space="preserve">  Building_9 | 0.29297 | 0.70782 | 0.98406 | 0.70924 | MATD3 (0.98406)</w:t>
+      </w:r>
+    </w:p>
+    <w:p>
+      <w:r>
+        <w:rPr/>
+        <w:t xml:space="preserve">  Building_10 | 0.45838 | 1.10888 | 1.39193 | 1.02432 | MATD3 (1.39193)</w:t>
+      </w:r>
+    </w:p>
+    <w:p>
+      <w:r>
+        <w:rPr/>
+        <w:t xml:space="preserve">  Building_11 | 0.29256 | 0.70684 | 0.94581 | 0.66163 | MATD3 (0.94581)</w:t>
+      </w:r>
+    </w:p>
+    <w:p>
+      <w:r>
+        <w:rPr/>
+        <w:t xml:space="preserve">  Building_12 | 0.45811 | 1.10667 | 1.36011 | 0.76895 | MATD3 (1.36011)</w:t>
+      </w:r>
+    </w:p>
+    <w:p>
+      <w:r>
+        <w:rPr/>
+        <w:t xml:space="preserve">  Building_13 | 0.29110 | 0.70535 | 0.96172 | 0.55440 | MATD3 (0.96172)</w:t>
+      </w:r>
+    </w:p>
+    <w:p>
+      <w:r>
+        <w:rPr/>
+        <w:t xml:space="preserve">  Building_14 | 0.29073 | 0.70670 | 0.96626 | 0.58310 | MATD3 (0.96626)</w:t>
+      </w:r>
+    </w:p>
+    <w:p>
+      <w:r>
+        <w:rPr/>
+        <w:t xml:space="preserve">  Building_15 | 0.58393 | 1.36208 | 1.66473 | 1.43424 | MATD3 (1.66473)</w:t>
+      </w:r>
+    </w:p>
+    <w:p>
+      <w:r>
+        <w:rPr/>
+        <w:t xml:space="preserve">  Building_16 | 0.29355 | 0.70455 | 0.96024 | 0.46788 | MATD3 (0.96024)</w:t>
+      </w:r>
+    </w:p>
+    <w:p>
+      <w:r>
+        <w:rPr/>
+        <w:t xml:space="preserve">  Building_17 | 0.29366 | 0.70540 | 0.94010 | 0.67467 | MATD3 (0.94010)</w:t>
+      </w:r>
+    </w:p>
+    <w:p>
+      <w:r>
+        <w:rPr/>
+        <w:t xml:space="preserve">  reward_mean (team) | -0.00612 | -0.04346 | -0.06119 | +0.06006 | MAAC (único positivo)</w:t>
+      </w:r>
+    </w:p>
+    <w:p>
+      <w:r>
+        <w:rPr/>
+        <w:t xml:space="preserve">Análisis E3 (OE.3 — Costos energéticos): Building_15 registra la mayor intensidad de control en todos los backends (HAPPO: 0.5839, MASAC: 1.3621, MATD3: 1.6647, MAAC: 1.4342), indicando que este edificio tiene la mayor capacidad de DER instalada (BESS de mayor capacidad, mayor potencia PV, o mayor demanda EV). Los edificios con índice par (Building_1, _4, _5, _7, _10, _12, _15) muestran consistentemente mayor action_l2_mean que los edificios con menor dotación de DER (Building_2, _3, _6, _8, _9, _11, _13, _14, _16, _17). MATD3 presenta la mayor variabilidad de acción (control más agresivo) y HAPPO la menor (control más conservador), como refleja el rango de action_l2_mean: MATD3 [0.9353, 1.6901] vs HAPPO [0.2907, 0.5839]. MAAC es el único backend con reward_mean positivo (+0.06006), confirmando que su coordinación por atención genera la señal de aprendizaje más favorable para el equipo.</w:t>
+      </w:r>
+    </w:p>
+    <w:p>
+      <w:pPr>
+        <w:pStyle w:val="Heading4"/>
+      </w:pPr>
+      <w:r>
+        <w:t xml:space="preserve">3.3.6.4 Síntesis transversal — patrón por edificio y algoritmo</w:t>
+      </w:r>
+    </w:p>
+    <w:p>
+      <w:r>
+        <w:rPr/>
+        <w:t xml:space="preserve">La Tabla 5d resume los patrones transversales observados al comparar los 17 edificios a lo largo de los tres escenarios:</w:t>
+      </w:r>
+    </w:p>
+    <w:p>
+      <w:r>
+        <w:rPr>
+          <w:b/>
+        </w:rPr>
+        <w:t xml:space="preserve">  Patrón | Descripción</w:t>
+      </w:r>
+    </w:p>
+    <w:p>
+      <w:r>
+        <w:rPr/>
+        <w:t xml:space="preserve">  Building_15 — agente dominante | Mayor action_l2_mean en TODOS los algoritmos y escenarios. MAAC E1: 1.51318; MATD3 E3: 1.66473; HAPPO estable ~0.584.</w:t>
+      </w:r>
+    </w:p>
+    <w:p>
+      <w:r>
+        <w:rPr/>
+        <w:t xml:space="preserve">  Grupo DER alto (B1, B4, B5, B7, B10, B12) | action_l2_mean consistentemente &gt; 1.0 en MASAC y MATD3; &gt; 0.45 en HAPPO. Indicador de mayor dotación de BESS/EV/PV en estos edificios.</w:t>
+      </w:r>
+    </w:p>
+    <w:p>
+      <w:r>
+        <w:rPr/>
+        <w:t xml:space="preserve">  Grupo DER bajo (B2, B3, B6, B8, B9, B11, B13, B14, B16, B17) | action_l2_mean &lt; 1.0 en todos los backends. Políticas más pasivas.</w:t>
+      </w:r>
+    </w:p>
+    <w:p>
+      <w:r>
+        <w:rPr/>
+        <w:t xml:space="preserve">  HAPPO — control más conservador | Menor action_l2_mean global (rango 0.29–0.58). Actualizaciones secuenciales con clip PPO limitan la magnitud de acciones.</w:t>
+      </w:r>
+    </w:p>
+    <w:p>
+      <w:r>
+        <w:rPr/>
+        <w:t xml:space="preserve">  MASAC — acción moderada-alta | action_l2_mean rango 0.70–1.36. Discretización (3 bins) genera acciones más amplias que HAPPO pero menos dispersas que MATD3.</w:t>
+      </w:r>
+    </w:p>
+    <w:p>
+      <w:r>
+        <w:rPr/>
+        <w:t xml:space="preserve">  MATD3 — mayor agresividad de control | action_l2_mean rango 0.93–1.69. Off-policy con gran buffer (50,000) explora acciones más extremas; sin embargo, obtiene el peor reward_mean.</w:t>
+      </w:r>
+    </w:p>
+    <w:p>
+      <w:r>
+        <w:rPr/>
+        <w:t xml:space="preserve">  MAAC — mejor balance acción/recompensa | action_l2_mean rango 0.47–1.53. Único backend con reward_mean positivo en todos los escenarios (+0.054/+0.061/+0.060). El crítico de atención coordina acciones sin necesidad de maximizar action_l2.</w:t>
+      </w:r>
+    </w:p>
+    <w:p>
+      <w:r>
+        <w:rPr/>
+        <w:t xml:space="preserve">  reward_mean — métrica de equipo | Idéntica para los 17 agentes en cada run. MAAC siempre positivo; HAPPO cerca de cero; MASAC y MATD3 negativos. Refleja la señal de aprendizaje global bajo el esquema Dec-POMDP/CTDE.</w:t>
       </w:r>
     </w:p>
     <w:p>

--- a/docs/INFORME_TESIS_MADRL_V1_COMPLETO.docx
+++ b/docs/INFORME_TESIS_MADRL_V1_COMPLETO.docx
@@ -3779,6 +3779,78 @@
       <w:r>
         <w:rPr/>
         <w:t xml:space="preserve">  reward_mean — métrica de equipo | Idéntica para los 17 agentes en cada run. MAAC siempre positivo; HAPPO cerca de cero; MASAC y MATD3 negativos. Refleja la señal de aprendizaje global bajo el esquema Dec-POMDP/CTDE.</w:t>
+      </w:r>
+    </w:p>
+    <w:p>
+      <w:pPr>
+        <w:pStyle w:val="Heading3"/>
+      </w:pPr>
+      <w:r>
+        <w:t xml:space="preserve">3.3.7 Análisis estadístico MADRL por eje y objetivo general — pruebas ómnibus</w:t>
+      </w:r>
+    </w:p>
+    <w:p>
+      <w:r>
+        <w:rPr/>
+        <w:t xml:space="preserve">La evaluación estadística se reporta en cuatro bloques: OE.1, OE.2 y OE.3 por separado, y un bloque O.G. integrado para el objetivo general. El bloque O.G. mezcla los KPIs comparables de los tres ejes solo para responder la pregunta general de qué MADRL presenta mejor desempeño coordinado integral; no sustituye la lectura específica de cada eje.</w:t>
+      </w:r>
+    </w:p>
+    <w:p>
+      <w:r>
+        <w:rPr/>
+        <w:t xml:space="preserve">Para cada eje se calcula un score KPI-normalizado contra baseline (signed_relative_gain_vs_baseline, donde valores positivos favorecen al algoritmo), y se aplica Kruskal-Wallis como prueba ómnibus multialgoritmo. Para O.G. se usa el mismo score sobre el conjunto integrado de KPIs comparables de OE.1+OE.2+OE.3. La homogeneidad de varianzas se evalúa con Levene/Brown-Forsythe centrado en la mediana. Las comparaciones por pares dentro de cada bloque (OE.1, OE.2, OE.3 y O.G.) se reportan en comparaciones_por_pares_madrl.csv con Mann-Whitney U, Cliff's delta, Vargha-Delaney A12, Cohen d, Hedges g y bootstrap CI 95%.</w:t>
+      </w:r>
+    </w:p>
+    <w:p>
+      <w:r>
+        <w:rPr>
+          <w:b/>
+        </w:rPr>
+        <w:t xml:space="preserve">Tabla 6. Pruebas ómnibus no paramétricas por eje MADRL y objetivo general.</w:t>
+      </w:r>
+    </w:p>
+    <w:p>
+      <w:r>
+        <w:rPr>
+          <w:b/>
+        </w:rPr>
+        <w:t xml:space="preserve">  Eje/O.G. | Escenario | Kruskal H | p Kruskal | p Brown-Forsythe | Mejor mediana | Mann-Whitney con mejor | Interpretación</w:t>
+      </w:r>
+    </w:p>
+    <w:p>
+      <w:r>
+        <w:rPr/>
+        <w:t xml:space="preserve">  OE1 — Flexibilidad energética | E1 | 14.9083 | 0.00189673 | 0.108881 | MAAC | 2/3 comparaciones Mann-Whitney U significativas | diferencias globales significativas entre MADRL para OE.1</w:t>
+      </w:r>
+    </w:p>
+    <w:p>
+      <w:r>
+        <w:rPr/>
+        <w:t xml:space="preserve">  OE2 — Emisiones de CO2 | E2 | 24.8051 | 1.69591e-05 | 0.00250811 | MAAC | 3/3 comparaciones Mann-Whitney U significativas | diferencias globales significativas en KPIs de CO2, sin demostrar reducción de CO2 porque todos los algoritmos tienen 0/5 KPIs mejorados</w:t>
+      </w:r>
+    </w:p>
+    <w:p>
+      <w:r>
+        <w:rPr/>
+        <w:t xml:space="preserve">  OE3 — Costos energéticos | E3 | 41.0987 | 6.23135e-09 | 0.541669 | MAAC | 3/3 comparaciones Mann-Whitney U significativas | diferencias globales significativas entre MADRL para OE.3</w:t>
+      </w:r>
+    </w:p>
+    <w:p>
+      <w:r>
+        <w:rPr/>
+        <w:t xml:space="preserve">  OG — Gestión coordinada integral | E1+E2+E3 | 58.5321 | 1.20999e-12 | 0.0939388 | MAAC | 3/3 comparaciones Mann-Whitney U significativas | diferencias globales significativas para el objetivo general integrado</w:t>
+      </w:r>
+    </w:p>
+    <w:p>
+      <w:r>
+        <w:rPr/>
+        <w:t xml:space="preserve">La lectura estadística complementa, pero no reemplaza, la demostración principal por KPIs mejorados frente al baseline. En OE.2, aunque los scores normalizados detectan diferencias entre algoritmos, la hipótesis de reducción de CO2 no queda demostrada cuantitativamente porque ningún algoritmo alcanza KPIs de CO2 mejorados respecto al baseline. El bloque O.G. se interpreta únicamente como síntesis estadística integral del ranking coordinado.</w:t>
+      </w:r>
+    </w:p>
+    <w:p>
+      <w:r>
+        <w:rPr/>
+        <w:t xml:space="preserve">Evidencia generada: outputs/thesis_objective_evidence/analisis_estadistico_madrl.csv, outputs/thesis_objective_evidence/comparaciones_por_pares_madrl.csv, outputs/thesis_objective_evidence/scores_kpi_algoritmo_madrl.csv y outputs/thesis_objective_evidence/hipotesis_estadisticas_madrl.csv.</w:t>
       </w:r>
     </w:p>
     <w:p>
